--- a/report/Análisis y diseño de algoritmos.docx
+++ b/report/Análisis y diseño de algoritmos.docx
@@ -240,6 +240,7 @@
           <w:color w:val="000000" w:themeColor="text1"/>
         </w:rPr>
       </w:pPr>
+      <w:bookmarkStart w:id="0" w:name="OLE_LINK1"/>
       <w:r>
         <w:rPr>
           <w:color w:val="000000" w:themeColor="text1"/>
@@ -269,11 +270,410 @@
         <w:t>; descripción del procedimiento de construcción del grafo.</w:t>
       </w:r>
     </w:p>
-    <w:p>
-      <w:r>
-        <w:br w:type="page"/>
-      </w:r>
-    </w:p>
+    <w:bookmarkEnd w:id="0"/>
+    <w:p>
+      <w:r>
+        <w:t xml:space="preserve">El archivo WA_Fn-UseC_-Telco-Customer-Churn.csv contiene 7,043 registros de clientes con 21 atributos. Al cargarlo se extraen </w:t>
+      </w:r>
+      <w:r>
+        <w:t xml:space="preserve">mediante el </w:t>
+      </w:r>
+      <w:proofErr w:type="spellStart"/>
+      <w:r>
+        <w:t>parser</w:t>
+      </w:r>
+      <w:proofErr w:type="spellEnd"/>
+      <w:r>
+        <w:t xml:space="preserve">, </w:t>
+      </w:r>
+      <w:r>
+        <w:t>únicamente los campos</w:t>
+      </w:r>
+      <w:r>
+        <w:t>:</w:t>
+      </w:r>
+      <w:r>
+        <w:t xml:space="preserve"> </w:t>
+      </w:r>
+      <w:proofErr w:type="spellStart"/>
+      <w:r>
+        <w:t>customerID</w:t>
+      </w:r>
+      <w:proofErr w:type="spellEnd"/>
+      <w:r>
+        <w:t xml:space="preserve">, </w:t>
+      </w:r>
+      <w:proofErr w:type="spellStart"/>
+      <w:r>
+        <w:t>tenure</w:t>
+      </w:r>
+      <w:proofErr w:type="spellEnd"/>
+      <w:r>
+        <w:t xml:space="preserve">, </w:t>
+      </w:r>
+      <w:proofErr w:type="spellStart"/>
+      <w:r>
+        <w:t>MonthlyCharges</w:t>
+      </w:r>
+      <w:proofErr w:type="spellEnd"/>
+      <w:r>
+        <w:t xml:space="preserve">, </w:t>
+      </w:r>
+      <w:proofErr w:type="spellStart"/>
+      <w:r>
+        <w:t>TotalCharges</w:t>
+      </w:r>
+      <w:proofErr w:type="spellEnd"/>
+      <w:r>
+        <w:t xml:space="preserve"> y Churn</w:t>
+      </w:r>
+      <w:r>
+        <w:t>.</w:t>
+      </w:r>
+    </w:p>
+    <w:p>
+      <w:pPr>
+        <w:rPr>
+          <w:b/>
+          <w:bCs/>
+        </w:rPr>
+      </w:pPr>
+      <w:r>
+        <w:rPr>
+          <w:b/>
+          <w:bCs/>
+        </w:rPr>
+        <w:t>Estadísticas del CSV cargado:</w:t>
+      </w:r>
+    </w:p>
+    <w:tbl>
+      <w:tblPr>
+        <w:tblStyle w:val="Tablaconcuadrcula"/>
+        <w:tblW w:w="0" w:type="auto"/>
+        <w:tblLook w:val="04A0" w:firstRow="1" w:lastRow="0" w:firstColumn="1" w:lastColumn="0" w:noHBand="0" w:noVBand="1"/>
+      </w:tblPr>
+      <w:tblGrid>
+        <w:gridCol w:w="4247"/>
+        <w:gridCol w:w="4247"/>
+      </w:tblGrid>
+      <w:tr>
+        <w:tc>
+          <w:tcPr>
+            <w:tcW w:w="4247" w:type="dxa"/>
+          </w:tcPr>
+          <w:p>
+            <w:r>
+              <w:t>Propiedad</w:t>
+            </w:r>
+          </w:p>
+        </w:tc>
+        <w:tc>
+          <w:tcPr>
+            <w:tcW w:w="4247" w:type="dxa"/>
+          </w:tcPr>
+          <w:p>
+            <w:r>
+              <w:t>Valor</w:t>
+            </w:r>
+          </w:p>
+        </w:tc>
+      </w:tr>
+      <w:tr>
+        <w:tc>
+          <w:tcPr>
+            <w:tcW w:w="4247" w:type="dxa"/>
+          </w:tcPr>
+          <w:p>
+            <w:proofErr w:type="gramStart"/>
+            <w:r>
+              <w:t>Total</w:t>
+            </w:r>
+            <w:proofErr w:type="gramEnd"/>
+            <w:r>
+              <w:t xml:space="preserve"> de registros cargados</w:t>
+            </w:r>
+          </w:p>
+        </w:tc>
+        <w:tc>
+          <w:tcPr>
+            <w:tcW w:w="4247" w:type="dxa"/>
+          </w:tcPr>
+          <w:p>
+            <w:r>
+              <w:t>7,043</w:t>
+            </w:r>
+          </w:p>
+        </w:tc>
+      </w:tr>
+      <w:tr>
+        <w:tc>
+          <w:tcPr>
+            <w:tcW w:w="4247" w:type="dxa"/>
+          </w:tcPr>
+          <w:p>
+            <w:r>
+              <w:t xml:space="preserve">Registros con </w:t>
+            </w:r>
+            <w:proofErr w:type="spellStart"/>
+            <w:r>
+              <w:t>TotalCharges</w:t>
+            </w:r>
+            <w:proofErr w:type="spellEnd"/>
+            <w:r>
+              <w:t xml:space="preserve"> nulo</w:t>
+            </w:r>
+          </w:p>
+        </w:tc>
+        <w:tc>
+          <w:tcPr>
+            <w:tcW w:w="4247" w:type="dxa"/>
+          </w:tcPr>
+          <w:p>
+            <w:r>
+              <w:t>11</w:t>
+            </w:r>
+          </w:p>
+        </w:tc>
+      </w:tr>
+      <w:tr>
+        <w:tc>
+          <w:tcPr>
+            <w:tcW w:w="4247" w:type="dxa"/>
+          </w:tcPr>
+          <w:p>
+            <w:r>
+              <w:t>Registros con Churn = No (activos)</w:t>
+            </w:r>
+          </w:p>
+        </w:tc>
+        <w:tc>
+          <w:tcPr>
+            <w:tcW w:w="4247" w:type="dxa"/>
+          </w:tcPr>
+          <w:p>
+            <w:r>
+              <w:t>5,174</w:t>
+            </w:r>
+          </w:p>
+        </w:tc>
+      </w:tr>
+      <w:tr>
+        <w:tc>
+          <w:tcPr>
+            <w:tcW w:w="4247" w:type="dxa"/>
+          </w:tcPr>
+          <w:p>
+            <w:proofErr w:type="spellStart"/>
+            <w:r>
+              <w:t>tenure</w:t>
+            </w:r>
+            <w:proofErr w:type="spellEnd"/>
+            <w:r>
+              <w:t xml:space="preserve"> máximo</w:t>
+            </w:r>
+          </w:p>
+        </w:tc>
+        <w:tc>
+          <w:tcPr>
+            <w:tcW w:w="4247" w:type="dxa"/>
+          </w:tcPr>
+          <w:p>
+            <w:r>
+              <w:t>72</w:t>
+            </w:r>
+          </w:p>
+        </w:tc>
+      </w:tr>
+      <w:tr>
+        <w:tc>
+          <w:tcPr>
+            <w:tcW w:w="4247" w:type="dxa"/>
+          </w:tcPr>
+          <w:p>
+            <w:proofErr w:type="spellStart"/>
+            <w:r>
+              <w:t>tenure</w:t>
+            </w:r>
+            <w:proofErr w:type="spellEnd"/>
+            <w:r>
+              <w:t xml:space="preserve"> mínimo</w:t>
+            </w:r>
+          </w:p>
+        </w:tc>
+        <w:tc>
+          <w:tcPr>
+            <w:tcW w:w="4247" w:type="dxa"/>
+          </w:tcPr>
+          <w:p>
+            <w:r>
+              <w:t>0</w:t>
+            </w:r>
+          </w:p>
+        </w:tc>
+      </w:tr>
+      <w:tr>
+        <w:tc>
+          <w:tcPr>
+            <w:tcW w:w="4247" w:type="dxa"/>
+          </w:tcPr>
+          <w:p>
+            <w:proofErr w:type="spellStart"/>
+            <w:r>
+              <w:t>MonthlyCharges</w:t>
+            </w:r>
+            <w:proofErr w:type="spellEnd"/>
+            <w:r>
+              <w:t xml:space="preserve"> promedio global</w:t>
+            </w:r>
+          </w:p>
+        </w:tc>
+        <w:tc>
+          <w:tcPr>
+            <w:tcW w:w="4247" w:type="dxa"/>
+          </w:tcPr>
+          <w:p>
+            <w:r>
+              <w:t>64.76 USD</w:t>
+            </w:r>
+          </w:p>
+        </w:tc>
+      </w:tr>
+    </w:tbl>
+    <w:p/>
+    <w:p>
+      <w:r>
+        <w:rPr>
+          <w:b/>
+          <w:bCs/>
+        </w:rPr>
+        <w:t xml:space="preserve">Manejo de valores nulos en </w:t>
+      </w:r>
+      <w:proofErr w:type="spellStart"/>
+      <w:r>
+        <w:rPr>
+          <w:b/>
+          <w:bCs/>
+        </w:rPr>
+        <w:t>TotalCharges</w:t>
+      </w:r>
+      <w:proofErr w:type="spellEnd"/>
+    </w:p>
+    <w:p>
+      <w:r>
+        <w:t xml:space="preserve"> Los 11 registros con </w:t>
+      </w:r>
+      <w:proofErr w:type="spellStart"/>
+      <w:r>
+        <w:t>tenure</w:t>
+      </w:r>
+      <w:proofErr w:type="spellEnd"/>
+      <w:r>
+        <w:t xml:space="preserve"> = 0 tienen el campo </w:t>
+      </w:r>
+      <w:proofErr w:type="spellStart"/>
+      <w:r>
+        <w:t>TotalCharges</w:t>
+      </w:r>
+      <w:proofErr w:type="spellEnd"/>
+      <w:r>
+        <w:t xml:space="preserve"> como espacio en blanco (no como número). El </w:t>
+      </w:r>
+      <w:proofErr w:type="spellStart"/>
+      <w:r>
+        <w:t>parser</w:t>
+      </w:r>
+      <w:proofErr w:type="spellEnd"/>
+      <w:r>
+        <w:t xml:space="preserve"> detecta este caso verificando si el </w:t>
+      </w:r>
+      <w:proofErr w:type="spellStart"/>
+      <w:r>
+        <w:t>string</w:t>
+      </w:r>
+      <w:proofErr w:type="spellEnd"/>
+      <w:r>
+        <w:t xml:space="preserve"> contiene solo espacios, y asigna 0.0 en esos registros.</w:t>
+      </w:r>
+      <w:r>
+        <w:t xml:space="preserve"> </w:t>
+      </w:r>
+    </w:p>
+    <w:p>
+      <w:pPr>
+        <w:rPr>
+          <w:b/>
+          <w:bCs/>
+        </w:rPr>
+      </w:pPr>
+      <w:bookmarkStart w:id="1" w:name="OLE_LINK2"/>
+      <w:r>
+        <w:rPr>
+          <w:b/>
+          <w:bCs/>
+        </w:rPr>
+        <w:t>Construcción determinista del grafo (Módulo B)</w:t>
+      </w:r>
+    </w:p>
+    <w:p>
+      <w:r>
+        <w:t xml:space="preserve"> Los 7,043 registros se distribuyen en N = 20 grupos asignando el registro i al grupo i mod 20. Para cada grupo k se calcula </w:t>
+      </w:r>
+      <w:proofErr w:type="spellStart"/>
+      <w:r>
+        <w:t>M̄_k</w:t>
+      </w:r>
+      <w:proofErr w:type="spellEnd"/>
+      <w:r>
+        <w:t xml:space="preserve"> = promedio de </w:t>
+      </w:r>
+      <w:proofErr w:type="spellStart"/>
+      <w:r>
+        <w:t>MonthlyCharges</w:t>
+      </w:r>
+      <w:proofErr w:type="spellEnd"/>
+      <w:r>
+        <w:t xml:space="preserve"> de ese grupo, redondeado a dos decimales. El costo de la arista entre los nodos u y v (con u &lt; v) se define como c(</w:t>
+      </w:r>
+      <w:proofErr w:type="spellStart"/>
+      <w:proofErr w:type="gramStart"/>
+      <w:r>
+        <w:t>u,v</w:t>
+      </w:r>
+      <w:proofErr w:type="spellEnd"/>
+      <w:proofErr w:type="gramEnd"/>
+      <w:r>
+        <w:t xml:space="preserve">) = </w:t>
+      </w:r>
+      <w:r>
+        <w:rPr>
+          <w:rFonts w:ascii="Cambria Math" w:hAnsi="Cambria Math" w:cs="Cambria Math"/>
+        </w:rPr>
+        <w:t>⌊</w:t>
+      </w:r>
+      <w:proofErr w:type="spellStart"/>
+      <w:r>
+        <w:t>M̄_u</w:t>
+      </w:r>
+      <w:proofErr w:type="spellEnd"/>
+      <w:r>
+        <w:t xml:space="preserve"> + </w:t>
+      </w:r>
+      <w:proofErr w:type="spellStart"/>
+      <w:r>
+        <w:t>M̄_v</w:t>
+      </w:r>
+      <w:proofErr w:type="spellEnd"/>
+      <w:r>
+        <w:rPr>
+          <w:rFonts w:ascii="Cambria Math" w:hAnsi="Cambria Math" w:cs="Cambria Math"/>
+        </w:rPr>
+        <w:t>⌋</w:t>
+      </w:r>
+      <w:r>
+        <w:t>. Se crean aristas para todos los pares, generando un grafo completo de 20 nodos y 190 aristas.</w:t>
+      </w:r>
+    </w:p>
+    <w:bookmarkEnd w:id="1"/>
     <w:p>
       <w:pPr>
         <w:pStyle w:val="Ttulo1"/>
@@ -285,13 +685,40 @@
         <w:rPr>
           <w:color w:val="000000" w:themeColor="text1"/>
         </w:rPr>
+        <w:t>3. Módulo A - Divide y Vencerás</w:t>
+      </w:r>
+    </w:p>
+    <w:p>
+      <w:r>
+        <w:t xml:space="preserve">Pseudocódigo de </w:t>
+      </w:r>
+      <w:proofErr w:type="spellStart"/>
+      <w:r>
+        <w:t>MergeSort</w:t>
+      </w:r>
+      <w:proofErr w:type="spellEnd"/>
+      <w:r>
+        <w:t xml:space="preserve"> y búsqueda binaria; análisis de complejidad; tabla de tiempos empíricos para los tres tamaños de muestra; resultados de las 5 consultas.</w:t>
+      </w:r>
+    </w:p>
+    <w:p>
+      <w:r>
+        <w:t xml:space="preserve">Para el ordenamiento de las 7,043 solicitudes se implementó el algoritmo </w:t>
+      </w:r>
+      <w:proofErr w:type="spellStart"/>
+      <w:r>
+        <w:t>MergeSort</w:t>
+      </w:r>
+      <w:proofErr w:type="spellEnd"/>
+      <w:r>
+        <w:t>, una estrategia basada en el paradigma Divide y Vencerás que divide recursivamente el arreglo en mitades, ordena cada mitad de forma independiente y las combina en un arreglo ordenado final.</w:t>
+      </w:r>
+    </w:p>
+    <w:p/>
+    <w:p>
+      <w:r>
         <w:lastRenderedPageBreak/>
-        <w:t>3. Módulo A - Divide y Vencerás</w:t>
-      </w:r>
-    </w:p>
-    <w:p>
-      <w:r>
-        <w:t xml:space="preserve">Pseudocódigo de </w:t>
+        <w:t xml:space="preserve">Se eligió </w:t>
       </w:r>
       <w:proofErr w:type="spellStart"/>
       <w:r>
@@ -299,14 +726,1984 @@
       </w:r>
       <w:proofErr w:type="spellEnd"/>
       <w:r>
-        <w:t xml:space="preserve"> y búsqueda binaria; análisis de complejidad; tabla de tiempos empíricos para los tres tamaños de muestra; resultados de las 5 consultas.</w:t>
-      </w:r>
-    </w:p>
-    <w:p>
-      <w:r>
-        <w:br w:type="page"/>
-      </w:r>
-    </w:p>
+        <w:t xml:space="preserve"> sobre </w:t>
+      </w:r>
+      <w:proofErr w:type="spellStart"/>
+      <w:r>
+        <w:t>QuickSort</w:t>
+      </w:r>
+      <w:proofErr w:type="spellEnd"/>
+      <w:r>
+        <w:t xml:space="preserve"> por dos razones fundamentales. Primero, </w:t>
+      </w:r>
+      <w:proofErr w:type="spellStart"/>
+      <w:r>
+        <w:t>MergeSort</w:t>
+      </w:r>
+      <w:proofErr w:type="spellEnd"/>
+      <w:r>
+        <w:t xml:space="preserve"> garantiza un comportamiento de </w:t>
+      </w:r>
+      <w:proofErr w:type="gramStart"/>
+      <w:r>
+        <w:t>O</w:t>
+      </w:r>
+      <w:r>
+        <w:t>(</w:t>
+      </w:r>
+      <w:proofErr w:type="gramEnd"/>
+      <w:r>
+        <w:t xml:space="preserve">n log n) en el peor caso, mientras que </w:t>
+      </w:r>
+      <w:proofErr w:type="spellStart"/>
+      <w:r>
+        <w:t>QuickSort</w:t>
+      </w:r>
+      <w:proofErr w:type="spellEnd"/>
+      <w:r>
+        <w:t xml:space="preserve"> degrada a O(n²) con pivotes desfavorables (por ejemplo, cuando el arreglo ya está ordenado). Segundo, </w:t>
+      </w:r>
+      <w:proofErr w:type="spellStart"/>
+      <w:r>
+        <w:t>MergeSort</w:t>
+      </w:r>
+      <w:proofErr w:type="spellEnd"/>
+      <w:r>
+        <w:t xml:space="preserve"> es un algoritmo estable: preserva el orden relativo de registros con el mismo valor de </w:t>
+      </w:r>
+      <w:proofErr w:type="spellStart"/>
+      <w:r>
+        <w:t>tenure</w:t>
+      </w:r>
+      <w:proofErr w:type="spellEnd"/>
+      <w:r>
+        <w:t>, propiedad relevante cuando múltiples clientes comparten la misma antigüedad y se desea mantener consistencia en los resultados.</w:t>
+      </w:r>
+    </w:p>
+    <w:p>
+      <w:r>
+        <w:t xml:space="preserve">Para la implementación, nos basamos en un video que explica el funcionamiento del algoritmo </w:t>
+      </w:r>
+      <w:proofErr w:type="spellStart"/>
+      <w:r>
+        <w:t>MergeSort</w:t>
+      </w:r>
+      <w:proofErr w:type="spellEnd"/>
+      <w:r>
+        <w:t xml:space="preserve">, del cual extrajimos el siguiente pseudocódigo como </w:t>
+      </w:r>
+      <w:proofErr w:type="spellStart"/>
+      <w:r>
+        <w:t>guía:</w:t>
+      </w:r>
+    </w:p>
+    <w:p>
+      <w:proofErr w:type="spellEnd"/>
+      <w:r>
+        <w:drawing>
+          <wp:inline distT="0" distB="0" distL="0" distR="0" wp14:anchorId="739C0157" wp14:editId="285216C7">
+            <wp:extent cx="5400040" cy="3185160"/>
+            <wp:effectExtent l="0" t="0" r="0" b="2540"/>
+            <wp:docPr id="1291281517" name="Imagen 1"/>
+            <wp:cNvGraphicFramePr>
+              <a:graphicFrameLocks xmlns:a="http://schemas.openxmlformats.org/drawingml/2006/main" noChangeAspect="1"/>
+            </wp:cNvGraphicFramePr>
+            <a:graphic xmlns:a="http://schemas.openxmlformats.org/drawingml/2006/main">
+              <a:graphicData uri="http://schemas.openxmlformats.org/drawingml/2006/picture">
+                <pic:pic xmlns:pic="http://schemas.openxmlformats.org/drawingml/2006/picture">
+                  <pic:nvPicPr>
+                    <pic:cNvPr id="1291281517" name=""/>
+                    <pic:cNvPicPr/>
+                  </pic:nvPicPr>
+                  <pic:blipFill>
+                    <a:blip r:embed="rId5"/>
+                    <a:stretch>
+                      <a:fillRect/>
+                    </a:stretch>
+                  </pic:blipFill>
+                  <pic:spPr>
+                    <a:xfrm>
+                      <a:off x="0" y="0"/>
+                      <a:ext cx="5400040" cy="3185160"/>
+                    </a:xfrm>
+                    <a:prstGeom prst="rect">
+                      <a:avLst/>
+                    </a:prstGeom>
+                  </pic:spPr>
+                </pic:pic>
+              </a:graphicData>
+            </a:graphic>
+          </wp:inline>
+        </w:drawing>
+      </w:r>
+    </w:p>
+    <w:p>
+      <w:hyperlink r:id="rId6" w:history="1">
+        <w:r>
+          <w:rPr>
+            <w:rStyle w:val="Hipervnculo"/>
+          </w:rPr>
+          <w:t>https://youtu.be/4VqmGXwpLqc?si=0eDmib5zhqgbQ0km</w:t>
+        </w:r>
+      </w:hyperlink>
+    </w:p>
+    <w:p>
+      <w:pPr>
+        <w:rPr>
+          <w:b/>
+          <w:bCs/>
+        </w:rPr>
+      </w:pPr>
+      <w:r>
+        <w:rPr>
+          <w:b/>
+          <w:bCs/>
+        </w:rPr>
+        <w:t xml:space="preserve">Pseudocódigo </w:t>
+      </w:r>
+      <w:proofErr w:type="spellStart"/>
+      <w:r>
+        <w:rPr>
+          <w:b/>
+          <w:bCs/>
+        </w:rPr>
+        <w:t>MergeSort</w:t>
+      </w:r>
+      <w:proofErr w:type="spellEnd"/>
+    </w:p>
+    <w:p>
+      <w:pPr>
+        <w:spacing w:line="240" w:lineRule="auto"/>
+      </w:pPr>
+      <w:r>
+        <w:t xml:space="preserve">A </w:t>
+      </w:r>
+      <w:proofErr w:type="gramStart"/>
+      <w:r>
+        <w:t>continuación</w:t>
+      </w:r>
+      <w:proofErr w:type="gramEnd"/>
+      <w:r>
+        <w:t xml:space="preserve"> se presenta el pseudocódigo de la implementación, bas</w:t>
+      </w:r>
+      <w:r>
+        <w:t>ado en lo anterior:</w:t>
+      </w:r>
+      <w:r>
+        <w:br/>
+      </w:r>
+      <w:r>
+        <w:br/>
+      </w:r>
+      <w:proofErr w:type="spellStart"/>
+      <w:r>
+        <w:t>mergesort</w:t>
+      </w:r>
+      <w:proofErr w:type="spellEnd"/>
+      <w:r>
+        <w:t xml:space="preserve"> (array a)</w:t>
+      </w:r>
+    </w:p>
+    <w:p>
+      <w:pPr>
+        <w:spacing w:line="240" w:lineRule="auto"/>
+      </w:pPr>
+      <w:r>
+        <w:t xml:space="preserve">    </w:t>
+      </w:r>
+      <w:proofErr w:type="spellStart"/>
+      <w:r>
+        <w:t>if</w:t>
+      </w:r>
+      <w:proofErr w:type="spellEnd"/>
+      <w:r>
+        <w:t xml:space="preserve"> </w:t>
+      </w:r>
+      <w:proofErr w:type="gramStart"/>
+      <w:r>
+        <w:t>( n</w:t>
+      </w:r>
+      <w:proofErr w:type="gramEnd"/>
+      <w:r>
+        <w:t xml:space="preserve"> == </w:t>
+      </w:r>
+      <w:proofErr w:type="gramStart"/>
+      <w:r>
+        <w:t>1 )</w:t>
+      </w:r>
+      <w:proofErr w:type="gramEnd"/>
+    </w:p>
+    <w:p>
+      <w:pPr>
+        <w:spacing w:line="240" w:lineRule="auto"/>
+      </w:pPr>
+      <w:r>
+        <w:t xml:space="preserve">        </w:t>
+      </w:r>
+      <w:proofErr w:type="spellStart"/>
+      <w:r>
+        <w:t>return</w:t>
+      </w:r>
+      <w:proofErr w:type="spellEnd"/>
+      <w:r>
+        <w:t xml:space="preserve"> a</w:t>
+      </w:r>
+    </w:p>
+    <w:p>
+      <w:pPr>
+        <w:spacing w:line="240" w:lineRule="auto"/>
+      </w:pPr>
+    </w:p>
+    <w:p>
+      <w:pPr>
+        <w:spacing w:line="240" w:lineRule="auto"/>
+      </w:pPr>
+      <w:r>
+        <w:t xml:space="preserve">    </w:t>
+      </w:r>
+      <w:proofErr w:type="spellStart"/>
+      <w:r>
+        <w:t>arrayOne</w:t>
+      </w:r>
+      <w:proofErr w:type="spellEnd"/>
+      <w:r>
+        <w:t xml:space="preserve"> = </w:t>
+      </w:r>
+      <w:proofErr w:type="gramStart"/>
+      <w:r>
+        <w:t>a[</w:t>
+      </w:r>
+      <w:proofErr w:type="gramEnd"/>
+      <w:r>
+        <w:t>0] ... a[n/2]</w:t>
+      </w:r>
+    </w:p>
+    <w:p>
+      <w:pPr>
+        <w:spacing w:line="240" w:lineRule="auto"/>
+      </w:pPr>
+      <w:r>
+        <w:t xml:space="preserve">    </w:t>
+      </w:r>
+      <w:proofErr w:type="spellStart"/>
+      <w:r>
+        <w:t>arrayTwo</w:t>
+      </w:r>
+      <w:proofErr w:type="spellEnd"/>
+      <w:r>
+        <w:t xml:space="preserve"> = a[n/2+1] ... a[n]</w:t>
+      </w:r>
+    </w:p>
+    <w:p>
+      <w:pPr>
+        <w:spacing w:line="240" w:lineRule="auto"/>
+      </w:pPr>
+    </w:p>
+    <w:p>
+      <w:pPr>
+        <w:spacing w:line="240" w:lineRule="auto"/>
+      </w:pPr>
+      <w:r>
+        <w:t xml:space="preserve">    </w:t>
+      </w:r>
+      <w:proofErr w:type="spellStart"/>
+      <w:r>
+        <w:t>arrayOne</w:t>
+      </w:r>
+      <w:proofErr w:type="spellEnd"/>
+      <w:r>
+        <w:t xml:space="preserve"> = </w:t>
+      </w:r>
+      <w:proofErr w:type="spellStart"/>
+      <w:r>
+        <w:t>mergesort</w:t>
+      </w:r>
+      <w:proofErr w:type="spellEnd"/>
+      <w:r>
+        <w:t xml:space="preserve"> </w:t>
+      </w:r>
+      <w:proofErr w:type="gramStart"/>
+      <w:r>
+        <w:t xml:space="preserve">( </w:t>
+      </w:r>
+      <w:proofErr w:type="spellStart"/>
+      <w:r>
+        <w:t>arrayOne</w:t>
+      </w:r>
+      <w:proofErr w:type="spellEnd"/>
+      <w:proofErr w:type="gramEnd"/>
+      <w:r>
+        <w:t xml:space="preserve"> )</w:t>
+      </w:r>
+    </w:p>
+    <w:p>
+      <w:pPr>
+        <w:spacing w:line="240" w:lineRule="auto"/>
+      </w:pPr>
+      <w:r>
+        <w:lastRenderedPageBreak/>
+        <w:t xml:space="preserve">    </w:t>
+      </w:r>
+      <w:proofErr w:type="spellStart"/>
+      <w:r>
+        <w:t>arrayTwo</w:t>
+      </w:r>
+      <w:proofErr w:type="spellEnd"/>
+      <w:r>
+        <w:t xml:space="preserve"> = </w:t>
+      </w:r>
+      <w:proofErr w:type="spellStart"/>
+      <w:r>
+        <w:t>mergesort</w:t>
+      </w:r>
+      <w:proofErr w:type="spellEnd"/>
+      <w:r>
+        <w:t xml:space="preserve"> </w:t>
+      </w:r>
+      <w:proofErr w:type="gramStart"/>
+      <w:r>
+        <w:t xml:space="preserve">( </w:t>
+      </w:r>
+      <w:proofErr w:type="spellStart"/>
+      <w:r>
+        <w:t>arrayTwo</w:t>
+      </w:r>
+      <w:proofErr w:type="spellEnd"/>
+      <w:proofErr w:type="gramEnd"/>
+      <w:r>
+        <w:t xml:space="preserve"> )</w:t>
+      </w:r>
+    </w:p>
+    <w:p>
+      <w:pPr>
+        <w:spacing w:line="240" w:lineRule="auto"/>
+      </w:pPr>
+    </w:p>
+    <w:p>
+      <w:pPr>
+        <w:spacing w:line="240" w:lineRule="auto"/>
+      </w:pPr>
+      <w:r>
+        <w:t xml:space="preserve">    </w:t>
+      </w:r>
+      <w:proofErr w:type="spellStart"/>
+      <w:r>
+        <w:t>return</w:t>
+      </w:r>
+      <w:proofErr w:type="spellEnd"/>
+      <w:r>
+        <w:t xml:space="preserve"> </w:t>
+      </w:r>
+      <w:proofErr w:type="spellStart"/>
+      <w:r>
+        <w:t>merge</w:t>
+      </w:r>
+      <w:proofErr w:type="spellEnd"/>
+      <w:r>
+        <w:t xml:space="preserve"> </w:t>
+      </w:r>
+      <w:proofErr w:type="gramStart"/>
+      <w:r>
+        <w:t xml:space="preserve">( </w:t>
+      </w:r>
+      <w:proofErr w:type="spellStart"/>
+      <w:r>
+        <w:t>arrayOne</w:t>
+      </w:r>
+      <w:proofErr w:type="spellEnd"/>
+      <w:proofErr w:type="gramEnd"/>
+      <w:r>
+        <w:t xml:space="preserve">, </w:t>
+      </w:r>
+      <w:proofErr w:type="spellStart"/>
+      <w:proofErr w:type="gramStart"/>
+      <w:r>
+        <w:t>arrayTwo</w:t>
+      </w:r>
+      <w:proofErr w:type="spellEnd"/>
+      <w:r>
+        <w:t xml:space="preserve"> )</w:t>
+      </w:r>
+      <w:proofErr w:type="gramEnd"/>
+    </w:p>
+    <w:p>
+      <w:pPr>
+        <w:spacing w:line="240" w:lineRule="auto"/>
+      </w:pPr>
+    </w:p>
+    <w:p>
+      <w:pPr>
+        <w:spacing w:line="240" w:lineRule="auto"/>
+      </w:pPr>
+      <w:proofErr w:type="spellStart"/>
+      <w:r>
+        <w:t>merge</w:t>
+      </w:r>
+      <w:proofErr w:type="spellEnd"/>
+      <w:r>
+        <w:t xml:space="preserve"> </w:t>
+      </w:r>
+      <w:proofErr w:type="gramStart"/>
+      <w:r>
+        <w:t>( array</w:t>
+      </w:r>
+      <w:proofErr w:type="gramEnd"/>
+      <w:r>
+        <w:t xml:space="preserve"> a, array </w:t>
+      </w:r>
+      <w:proofErr w:type="gramStart"/>
+      <w:r>
+        <w:t>b )</w:t>
+      </w:r>
+      <w:proofErr w:type="gramEnd"/>
+    </w:p>
+    <w:p>
+      <w:pPr>
+        <w:spacing w:line="240" w:lineRule="auto"/>
+      </w:pPr>
+      <w:r>
+        <w:t xml:space="preserve">    array c</w:t>
+      </w:r>
+    </w:p>
+    <w:p>
+      <w:pPr>
+        <w:spacing w:line="240" w:lineRule="auto"/>
+      </w:pPr>
+    </w:p>
+    <w:p>
+      <w:pPr>
+        <w:spacing w:line="240" w:lineRule="auto"/>
+      </w:pPr>
+      <w:r>
+        <w:t xml:space="preserve">    </w:t>
+      </w:r>
+      <w:proofErr w:type="spellStart"/>
+      <w:r>
+        <w:t>while</w:t>
+      </w:r>
+      <w:proofErr w:type="spellEnd"/>
+      <w:r>
+        <w:t xml:space="preserve"> </w:t>
+      </w:r>
+      <w:proofErr w:type="gramStart"/>
+      <w:r>
+        <w:t>( a</w:t>
+      </w:r>
+      <w:proofErr w:type="gramEnd"/>
+      <w:r>
+        <w:t xml:space="preserve"> and b </w:t>
+      </w:r>
+      <w:proofErr w:type="spellStart"/>
+      <w:r>
+        <w:t>have</w:t>
+      </w:r>
+      <w:proofErr w:type="spellEnd"/>
+      <w:r>
+        <w:t xml:space="preserve"> </w:t>
+      </w:r>
+      <w:proofErr w:type="spellStart"/>
+      <w:proofErr w:type="gramStart"/>
+      <w:r>
+        <w:t>elements</w:t>
+      </w:r>
+      <w:proofErr w:type="spellEnd"/>
+      <w:r>
+        <w:t xml:space="preserve"> )</w:t>
+      </w:r>
+      <w:proofErr w:type="gramEnd"/>
+    </w:p>
+    <w:p>
+      <w:pPr>
+        <w:spacing w:line="240" w:lineRule="auto"/>
+      </w:pPr>
+      <w:r>
+        <w:t xml:space="preserve">        </w:t>
+      </w:r>
+      <w:proofErr w:type="spellStart"/>
+      <w:r>
+        <w:t>if</w:t>
+      </w:r>
+      <w:proofErr w:type="spellEnd"/>
+      <w:r>
+        <w:t xml:space="preserve"> </w:t>
+      </w:r>
+      <w:proofErr w:type="gramStart"/>
+      <w:r>
+        <w:t>( a</w:t>
+      </w:r>
+      <w:proofErr w:type="gramEnd"/>
+      <w:r>
+        <w:t>[0</w:t>
+      </w:r>
+      <w:proofErr w:type="gramStart"/>
+      <w:r>
+        <w:t>].</w:t>
+      </w:r>
+      <w:proofErr w:type="spellStart"/>
+      <w:r>
+        <w:t>tenure</w:t>
+      </w:r>
+      <w:proofErr w:type="spellEnd"/>
+      <w:proofErr w:type="gramEnd"/>
+      <w:r>
+        <w:t xml:space="preserve"> &gt;= </w:t>
+      </w:r>
+      <w:proofErr w:type="gramStart"/>
+      <w:r>
+        <w:t>b[</w:t>
+      </w:r>
+      <w:proofErr w:type="gramEnd"/>
+      <w:r>
+        <w:t>0</w:t>
+      </w:r>
+      <w:proofErr w:type="gramStart"/>
+      <w:r>
+        <w:t>].</w:t>
+      </w:r>
+      <w:proofErr w:type="spellStart"/>
+      <w:r>
+        <w:t>tenure</w:t>
+      </w:r>
+      <w:proofErr w:type="spellEnd"/>
+      <w:proofErr w:type="gramEnd"/>
+      <w:r>
+        <w:t xml:space="preserve"> )</w:t>
+      </w:r>
+    </w:p>
+    <w:p>
+      <w:pPr>
+        <w:spacing w:line="240" w:lineRule="auto"/>
+      </w:pPr>
+      <w:r>
+        <w:t xml:space="preserve">            </w:t>
+      </w:r>
+      <w:proofErr w:type="spellStart"/>
+      <w:r>
+        <w:t>add</w:t>
+      </w:r>
+      <w:proofErr w:type="spellEnd"/>
+      <w:r>
+        <w:t xml:space="preserve"> </w:t>
+      </w:r>
+      <w:proofErr w:type="gramStart"/>
+      <w:r>
+        <w:t>a[</w:t>
+      </w:r>
+      <w:proofErr w:type="gramEnd"/>
+      <w:r>
+        <w:t xml:space="preserve">0] </w:t>
+      </w:r>
+      <w:proofErr w:type="spellStart"/>
+      <w:r>
+        <w:t>to</w:t>
+      </w:r>
+      <w:proofErr w:type="spellEnd"/>
+      <w:r>
+        <w:t xml:space="preserve"> </w:t>
+      </w:r>
+      <w:proofErr w:type="spellStart"/>
+      <w:r>
+        <w:t>the</w:t>
+      </w:r>
+      <w:proofErr w:type="spellEnd"/>
+      <w:r>
+        <w:t xml:space="preserve"> </w:t>
+      </w:r>
+      <w:proofErr w:type="spellStart"/>
+      <w:r>
+        <w:t>end</w:t>
+      </w:r>
+      <w:proofErr w:type="spellEnd"/>
+      <w:r>
+        <w:t xml:space="preserve"> </w:t>
+      </w:r>
+      <w:proofErr w:type="spellStart"/>
+      <w:r>
+        <w:t>of</w:t>
+      </w:r>
+      <w:proofErr w:type="spellEnd"/>
+      <w:r>
+        <w:t xml:space="preserve"> c</w:t>
+      </w:r>
+    </w:p>
+    <w:p>
+      <w:pPr>
+        <w:spacing w:line="240" w:lineRule="auto"/>
+      </w:pPr>
+      <w:r>
+        <w:t xml:space="preserve">            </w:t>
+      </w:r>
+      <w:proofErr w:type="spellStart"/>
+      <w:r>
+        <w:t>remove</w:t>
+      </w:r>
+      <w:proofErr w:type="spellEnd"/>
+      <w:r>
+        <w:t xml:space="preserve"> </w:t>
+      </w:r>
+      <w:proofErr w:type="gramStart"/>
+      <w:r>
+        <w:t>a[</w:t>
+      </w:r>
+      <w:proofErr w:type="gramEnd"/>
+      <w:r>
+        <w:t xml:space="preserve">0] </w:t>
+      </w:r>
+      <w:proofErr w:type="spellStart"/>
+      <w:r>
+        <w:t>from</w:t>
+      </w:r>
+      <w:proofErr w:type="spellEnd"/>
+      <w:r>
+        <w:t xml:space="preserve"> a</w:t>
+      </w:r>
+    </w:p>
+    <w:p>
+      <w:pPr>
+        <w:spacing w:line="240" w:lineRule="auto"/>
+      </w:pPr>
+      <w:r>
+        <w:t xml:space="preserve">        </w:t>
+      </w:r>
+      <w:proofErr w:type="spellStart"/>
+      <w:r>
+        <w:t>else</w:t>
+      </w:r>
+      <w:proofErr w:type="spellEnd"/>
+    </w:p>
+    <w:p>
+      <w:pPr>
+        <w:spacing w:line="240" w:lineRule="auto"/>
+      </w:pPr>
+      <w:r>
+        <w:t xml:space="preserve">            </w:t>
+      </w:r>
+      <w:proofErr w:type="spellStart"/>
+      <w:r>
+        <w:t>add</w:t>
+      </w:r>
+      <w:proofErr w:type="spellEnd"/>
+      <w:r>
+        <w:t xml:space="preserve"> </w:t>
+      </w:r>
+      <w:proofErr w:type="gramStart"/>
+      <w:r>
+        <w:t>b[</w:t>
+      </w:r>
+      <w:proofErr w:type="gramEnd"/>
+      <w:r>
+        <w:t xml:space="preserve">0] </w:t>
+      </w:r>
+      <w:proofErr w:type="spellStart"/>
+      <w:r>
+        <w:t>to</w:t>
+      </w:r>
+      <w:proofErr w:type="spellEnd"/>
+      <w:r>
+        <w:t xml:space="preserve"> </w:t>
+      </w:r>
+      <w:proofErr w:type="spellStart"/>
+      <w:r>
+        <w:t>the</w:t>
+      </w:r>
+      <w:proofErr w:type="spellEnd"/>
+      <w:r>
+        <w:t xml:space="preserve"> </w:t>
+      </w:r>
+      <w:proofErr w:type="spellStart"/>
+      <w:r>
+        <w:t>end</w:t>
+      </w:r>
+      <w:proofErr w:type="spellEnd"/>
+      <w:r>
+        <w:t xml:space="preserve"> </w:t>
+      </w:r>
+      <w:proofErr w:type="spellStart"/>
+      <w:r>
+        <w:t>of</w:t>
+      </w:r>
+      <w:proofErr w:type="spellEnd"/>
+      <w:r>
+        <w:t xml:space="preserve"> c</w:t>
+      </w:r>
+    </w:p>
+    <w:p>
+      <w:pPr>
+        <w:spacing w:line="240" w:lineRule="auto"/>
+      </w:pPr>
+      <w:r>
+        <w:t xml:space="preserve">            </w:t>
+      </w:r>
+      <w:proofErr w:type="spellStart"/>
+      <w:r>
+        <w:t>remove</w:t>
+      </w:r>
+      <w:proofErr w:type="spellEnd"/>
+      <w:r>
+        <w:t xml:space="preserve"> </w:t>
+      </w:r>
+      <w:proofErr w:type="gramStart"/>
+      <w:r>
+        <w:t>b[</w:t>
+      </w:r>
+      <w:proofErr w:type="gramEnd"/>
+      <w:r>
+        <w:t xml:space="preserve">0] </w:t>
+      </w:r>
+      <w:proofErr w:type="spellStart"/>
+      <w:r>
+        <w:t>from</w:t>
+      </w:r>
+      <w:proofErr w:type="spellEnd"/>
+      <w:r>
+        <w:t xml:space="preserve"> b</w:t>
+      </w:r>
+    </w:p>
+    <w:p>
+      <w:pPr>
+        <w:spacing w:line="240" w:lineRule="auto"/>
+      </w:pPr>
+    </w:p>
+    <w:p>
+      <w:pPr>
+        <w:spacing w:line="240" w:lineRule="auto"/>
+      </w:pPr>
+      <w:r>
+        <w:t xml:space="preserve">    // At </w:t>
+      </w:r>
+      <w:proofErr w:type="spellStart"/>
+      <w:r>
+        <w:t>this</w:t>
+      </w:r>
+      <w:proofErr w:type="spellEnd"/>
+      <w:r>
+        <w:t xml:space="preserve"> </w:t>
+      </w:r>
+      <w:proofErr w:type="spellStart"/>
+      <w:r>
+        <w:t>point</w:t>
+      </w:r>
+      <w:proofErr w:type="spellEnd"/>
+      <w:r>
+        <w:t xml:space="preserve"> </w:t>
+      </w:r>
+      <w:proofErr w:type="spellStart"/>
+      <w:r>
+        <w:t>either</w:t>
+      </w:r>
+      <w:proofErr w:type="spellEnd"/>
+      <w:r>
+        <w:t xml:space="preserve"> a </w:t>
+      </w:r>
+      <w:proofErr w:type="spellStart"/>
+      <w:r>
+        <w:t>or</w:t>
+      </w:r>
+      <w:proofErr w:type="spellEnd"/>
+      <w:r>
+        <w:t xml:space="preserve"> b </w:t>
+      </w:r>
+      <w:proofErr w:type="spellStart"/>
+      <w:r>
+        <w:t>is</w:t>
+      </w:r>
+      <w:proofErr w:type="spellEnd"/>
+      <w:r>
+        <w:t xml:space="preserve"> </w:t>
+      </w:r>
+      <w:proofErr w:type="spellStart"/>
+      <w:r>
+        <w:t>empty</w:t>
+      </w:r>
+      <w:proofErr w:type="spellEnd"/>
+    </w:p>
+    <w:p>
+      <w:pPr>
+        <w:spacing w:line="240" w:lineRule="auto"/>
+      </w:pPr>
+    </w:p>
+    <w:p>
+      <w:pPr>
+        <w:spacing w:line="240" w:lineRule="auto"/>
+      </w:pPr>
+      <w:r>
+        <w:t xml:space="preserve">    </w:t>
+      </w:r>
+      <w:proofErr w:type="spellStart"/>
+      <w:r>
+        <w:t>while</w:t>
+      </w:r>
+      <w:proofErr w:type="spellEnd"/>
+      <w:r>
+        <w:t xml:space="preserve"> </w:t>
+      </w:r>
+      <w:proofErr w:type="gramStart"/>
+      <w:r>
+        <w:t>( a</w:t>
+      </w:r>
+      <w:proofErr w:type="gramEnd"/>
+      <w:r>
+        <w:t xml:space="preserve"> has </w:t>
+      </w:r>
+      <w:proofErr w:type="spellStart"/>
+      <w:proofErr w:type="gramStart"/>
+      <w:r>
+        <w:t>elements</w:t>
+      </w:r>
+      <w:proofErr w:type="spellEnd"/>
+      <w:r>
+        <w:t xml:space="preserve"> )</w:t>
+      </w:r>
+      <w:proofErr w:type="gramEnd"/>
+    </w:p>
+    <w:p>
+      <w:pPr>
+        <w:spacing w:line="240" w:lineRule="auto"/>
+      </w:pPr>
+      <w:r>
+        <w:t xml:space="preserve">        </w:t>
+      </w:r>
+      <w:proofErr w:type="spellStart"/>
+      <w:r>
+        <w:t>add</w:t>
+      </w:r>
+      <w:proofErr w:type="spellEnd"/>
+      <w:r>
+        <w:t xml:space="preserve"> </w:t>
+      </w:r>
+      <w:proofErr w:type="gramStart"/>
+      <w:r>
+        <w:t>a[</w:t>
+      </w:r>
+      <w:proofErr w:type="gramEnd"/>
+      <w:r>
+        <w:t xml:space="preserve">0] </w:t>
+      </w:r>
+      <w:proofErr w:type="spellStart"/>
+      <w:r>
+        <w:t>to</w:t>
+      </w:r>
+      <w:proofErr w:type="spellEnd"/>
+      <w:r>
+        <w:t xml:space="preserve"> </w:t>
+      </w:r>
+      <w:proofErr w:type="spellStart"/>
+      <w:r>
+        <w:t>the</w:t>
+      </w:r>
+      <w:proofErr w:type="spellEnd"/>
+      <w:r>
+        <w:t xml:space="preserve"> </w:t>
+      </w:r>
+      <w:proofErr w:type="spellStart"/>
+      <w:r>
+        <w:t>end</w:t>
+      </w:r>
+      <w:proofErr w:type="spellEnd"/>
+      <w:r>
+        <w:t xml:space="preserve"> </w:t>
+      </w:r>
+      <w:proofErr w:type="spellStart"/>
+      <w:r>
+        <w:t>of</w:t>
+      </w:r>
+      <w:proofErr w:type="spellEnd"/>
+      <w:r>
+        <w:t xml:space="preserve"> c</w:t>
+      </w:r>
+    </w:p>
+    <w:p>
+      <w:pPr>
+        <w:spacing w:line="240" w:lineRule="auto"/>
+      </w:pPr>
+      <w:r>
+        <w:t xml:space="preserve">        </w:t>
+      </w:r>
+      <w:proofErr w:type="spellStart"/>
+      <w:r>
+        <w:t>remove</w:t>
+      </w:r>
+      <w:proofErr w:type="spellEnd"/>
+      <w:r>
+        <w:t xml:space="preserve"> </w:t>
+      </w:r>
+      <w:proofErr w:type="gramStart"/>
+      <w:r>
+        <w:t>a[</w:t>
+      </w:r>
+      <w:proofErr w:type="gramEnd"/>
+      <w:r>
+        <w:t xml:space="preserve">0] </w:t>
+      </w:r>
+      <w:proofErr w:type="spellStart"/>
+      <w:r>
+        <w:t>from</w:t>
+      </w:r>
+      <w:proofErr w:type="spellEnd"/>
+      <w:r>
+        <w:t xml:space="preserve"> a</w:t>
+      </w:r>
+    </w:p>
+    <w:p>
+      <w:pPr>
+        <w:spacing w:line="240" w:lineRule="auto"/>
+      </w:pPr>
+    </w:p>
+    <w:p>
+      <w:pPr>
+        <w:spacing w:line="240" w:lineRule="auto"/>
+      </w:pPr>
+      <w:r>
+        <w:t xml:space="preserve">    </w:t>
+      </w:r>
+      <w:proofErr w:type="spellStart"/>
+      <w:r>
+        <w:t>while</w:t>
+      </w:r>
+      <w:proofErr w:type="spellEnd"/>
+      <w:r>
+        <w:t xml:space="preserve"> </w:t>
+      </w:r>
+      <w:proofErr w:type="gramStart"/>
+      <w:r>
+        <w:t>( b</w:t>
+      </w:r>
+      <w:proofErr w:type="gramEnd"/>
+      <w:r>
+        <w:t xml:space="preserve"> has </w:t>
+      </w:r>
+      <w:proofErr w:type="spellStart"/>
+      <w:proofErr w:type="gramStart"/>
+      <w:r>
+        <w:t>elements</w:t>
+      </w:r>
+      <w:proofErr w:type="spellEnd"/>
+      <w:r>
+        <w:t xml:space="preserve"> )</w:t>
+      </w:r>
+      <w:proofErr w:type="gramEnd"/>
+    </w:p>
+    <w:p>
+      <w:pPr>
+        <w:spacing w:line="240" w:lineRule="auto"/>
+      </w:pPr>
+      <w:r>
+        <w:t xml:space="preserve">        </w:t>
+      </w:r>
+      <w:proofErr w:type="spellStart"/>
+      <w:r>
+        <w:t>add</w:t>
+      </w:r>
+      <w:proofErr w:type="spellEnd"/>
+      <w:r>
+        <w:t xml:space="preserve"> </w:t>
+      </w:r>
+      <w:proofErr w:type="gramStart"/>
+      <w:r>
+        <w:t>b[</w:t>
+      </w:r>
+      <w:proofErr w:type="gramEnd"/>
+      <w:r>
+        <w:t xml:space="preserve">0] </w:t>
+      </w:r>
+      <w:proofErr w:type="spellStart"/>
+      <w:r>
+        <w:t>to</w:t>
+      </w:r>
+      <w:proofErr w:type="spellEnd"/>
+      <w:r>
+        <w:t xml:space="preserve"> </w:t>
+      </w:r>
+      <w:proofErr w:type="spellStart"/>
+      <w:r>
+        <w:t>the</w:t>
+      </w:r>
+      <w:proofErr w:type="spellEnd"/>
+      <w:r>
+        <w:t xml:space="preserve"> </w:t>
+      </w:r>
+      <w:proofErr w:type="spellStart"/>
+      <w:r>
+        <w:t>end</w:t>
+      </w:r>
+      <w:proofErr w:type="spellEnd"/>
+      <w:r>
+        <w:t xml:space="preserve"> </w:t>
+      </w:r>
+      <w:proofErr w:type="spellStart"/>
+      <w:r>
+        <w:t>of</w:t>
+      </w:r>
+      <w:proofErr w:type="spellEnd"/>
+      <w:r>
+        <w:t xml:space="preserve"> c</w:t>
+      </w:r>
+    </w:p>
+    <w:p>
+      <w:pPr>
+        <w:spacing w:line="240" w:lineRule="auto"/>
+      </w:pPr>
+      <w:r>
+        <w:t xml:space="preserve">        </w:t>
+      </w:r>
+      <w:proofErr w:type="spellStart"/>
+      <w:r>
+        <w:t>remove</w:t>
+      </w:r>
+      <w:proofErr w:type="spellEnd"/>
+      <w:r>
+        <w:t xml:space="preserve"> </w:t>
+      </w:r>
+      <w:proofErr w:type="gramStart"/>
+      <w:r>
+        <w:t>b[</w:t>
+      </w:r>
+      <w:proofErr w:type="gramEnd"/>
+      <w:r>
+        <w:t xml:space="preserve">0] </w:t>
+      </w:r>
+      <w:proofErr w:type="spellStart"/>
+      <w:r>
+        <w:t>from</w:t>
+      </w:r>
+      <w:proofErr w:type="spellEnd"/>
+      <w:r>
+        <w:t xml:space="preserve"> b</w:t>
+      </w:r>
+    </w:p>
+    <w:p>
+      <w:pPr>
+        <w:spacing w:line="240" w:lineRule="auto"/>
+      </w:pPr>
+    </w:p>
+    <w:p>
+      <w:pPr>
+        <w:spacing w:line="240" w:lineRule="auto"/>
+      </w:pPr>
+      <w:r>
+        <w:t xml:space="preserve">    </w:t>
+      </w:r>
+      <w:proofErr w:type="spellStart"/>
+      <w:r>
+        <w:t>return</w:t>
+      </w:r>
+      <w:proofErr w:type="spellEnd"/>
+      <w:r>
+        <w:t xml:space="preserve"> c</w:t>
+      </w:r>
+    </w:p>
+    <w:p>
+      <w:r>
+        <w:t xml:space="preserve">El único cambio respecto a la imagen original es la condición </w:t>
+      </w:r>
+      <w:proofErr w:type="gramStart"/>
+      <w:r>
+        <w:t>a[</w:t>
+      </w:r>
+      <w:proofErr w:type="gramEnd"/>
+      <w:r>
+        <w:t>0</w:t>
+      </w:r>
+      <w:proofErr w:type="gramStart"/>
+      <w:r>
+        <w:t>].</w:t>
+      </w:r>
+      <w:proofErr w:type="spellStart"/>
+      <w:r>
+        <w:t>tenure</w:t>
+      </w:r>
+      <w:proofErr w:type="spellEnd"/>
+      <w:proofErr w:type="gramEnd"/>
+      <w:r>
+        <w:t xml:space="preserve"> &gt;= </w:t>
+      </w:r>
+      <w:proofErr w:type="gramStart"/>
+      <w:r>
+        <w:t>b[</w:t>
+      </w:r>
+      <w:proofErr w:type="gramEnd"/>
+      <w:r>
+        <w:t>0</w:t>
+      </w:r>
+      <w:proofErr w:type="gramStart"/>
+      <w:r>
+        <w:t>].</w:t>
+      </w:r>
+      <w:proofErr w:type="spellStart"/>
+      <w:r>
+        <w:t>tenure</w:t>
+      </w:r>
+      <w:proofErr w:type="spellEnd"/>
+      <w:proofErr w:type="gramEnd"/>
+      <w:r>
+        <w:t xml:space="preserve"> en lugar de </w:t>
+      </w:r>
+      <w:proofErr w:type="gramStart"/>
+      <w:r>
+        <w:t>a[</w:t>
+      </w:r>
+      <w:proofErr w:type="gramEnd"/>
+      <w:r>
+        <w:t xml:space="preserve">0] &gt; </w:t>
+      </w:r>
+      <w:proofErr w:type="gramStart"/>
+      <w:r>
+        <w:t>b[</w:t>
+      </w:r>
+      <w:proofErr w:type="gramEnd"/>
+      <w:r>
+        <w:t xml:space="preserve">0], lo que produce un ordenamiento descendente por </w:t>
+      </w:r>
+      <w:proofErr w:type="spellStart"/>
+      <w:r>
+        <w:t>tenure</w:t>
+      </w:r>
+      <w:proofErr w:type="spellEnd"/>
+      <w:r>
+        <w:t xml:space="preserve"> en lugar de ascendente.</w:t>
+      </w:r>
+    </w:p>
+    <w:p/>
+    <w:p/>
+    <w:p>
+      <w:pPr>
+        <w:rPr>
+          <w:b/>
+          <w:bCs/>
+        </w:rPr>
+      </w:pPr>
+      <w:r>
+        <w:rPr>
+          <w:b/>
+          <w:bCs/>
+        </w:rPr>
+        <w:lastRenderedPageBreak/>
+        <w:t>Pseudocódigo búsqueda binaria recursiva</w:t>
+      </w:r>
+    </w:p>
+    <w:p>
+      <w:proofErr w:type="spellStart"/>
+      <w:proofErr w:type="gramStart"/>
+      <w:r>
+        <w:t>binarySearch</w:t>
+      </w:r>
+      <w:proofErr w:type="spellEnd"/>
+      <w:r>
+        <w:t>(</w:t>
+      </w:r>
+      <w:proofErr w:type="spellStart"/>
+      <w:proofErr w:type="gramEnd"/>
+      <w:r>
+        <w:t>arr</w:t>
+      </w:r>
+      <w:proofErr w:type="spellEnd"/>
+      <w:r>
+        <w:t xml:space="preserve">, </w:t>
+      </w:r>
+      <w:proofErr w:type="spellStart"/>
+      <w:r>
+        <w:t>left</w:t>
+      </w:r>
+      <w:proofErr w:type="spellEnd"/>
+      <w:r>
+        <w:t xml:space="preserve">, </w:t>
+      </w:r>
+      <w:proofErr w:type="spellStart"/>
+      <w:r>
+        <w:t>right</w:t>
+      </w:r>
+      <w:proofErr w:type="spellEnd"/>
+      <w:r>
+        <w:t>, k):</w:t>
+      </w:r>
+    </w:p>
+    <w:p>
+      <w:r>
+        <w:t xml:space="preserve">  si </w:t>
+      </w:r>
+      <w:proofErr w:type="spellStart"/>
+      <w:r>
+        <w:t>left</w:t>
+      </w:r>
+      <w:proofErr w:type="spellEnd"/>
+      <w:r>
+        <w:t xml:space="preserve"> &gt; </w:t>
+      </w:r>
+      <w:proofErr w:type="spellStart"/>
+      <w:r>
+        <w:t>right</w:t>
+      </w:r>
+      <w:proofErr w:type="spellEnd"/>
+      <w:r>
+        <w:t>: retornar -1</w:t>
+      </w:r>
+    </w:p>
+    <w:p>
+      <w:r>
+        <w:t xml:space="preserve">  </w:t>
+      </w:r>
+      <w:proofErr w:type="spellStart"/>
+      <w:r>
+        <w:t>mid</w:t>
+      </w:r>
+      <w:proofErr w:type="spellEnd"/>
+      <w:r>
+        <w:t xml:space="preserve"> = (</w:t>
+      </w:r>
+      <w:proofErr w:type="spellStart"/>
+      <w:r>
+        <w:t>left</w:t>
+      </w:r>
+      <w:proofErr w:type="spellEnd"/>
+      <w:r>
+        <w:t xml:space="preserve"> + </w:t>
+      </w:r>
+      <w:proofErr w:type="spellStart"/>
+      <w:r>
+        <w:t>right</w:t>
+      </w:r>
+      <w:proofErr w:type="spellEnd"/>
+      <w:r>
+        <w:t>) / 2</w:t>
+      </w:r>
+    </w:p>
+    <w:p>
+      <w:r>
+        <w:t xml:space="preserve">  si </w:t>
+      </w:r>
+      <w:proofErr w:type="spellStart"/>
+      <w:r>
+        <w:t>arr</w:t>
+      </w:r>
+      <w:proofErr w:type="spellEnd"/>
+      <w:r>
+        <w:t>[</w:t>
+      </w:r>
+      <w:proofErr w:type="spellStart"/>
+      <w:r>
+        <w:t>mid</w:t>
+      </w:r>
+      <w:proofErr w:type="spellEnd"/>
+      <w:proofErr w:type="gramStart"/>
+      <w:r>
+        <w:t>].</w:t>
+      </w:r>
+      <w:proofErr w:type="spellStart"/>
+      <w:r>
+        <w:t>tenure</w:t>
+      </w:r>
+      <w:proofErr w:type="spellEnd"/>
+      <w:proofErr w:type="gramEnd"/>
+      <w:r>
+        <w:t xml:space="preserve"> == k: retornar </w:t>
+      </w:r>
+      <w:proofErr w:type="spellStart"/>
+      <w:r>
+        <w:t>mid</w:t>
+      </w:r>
+      <w:proofErr w:type="spellEnd"/>
+    </w:p>
+    <w:p>
+      <w:r>
+        <w:t xml:space="preserve">  si </w:t>
+      </w:r>
+      <w:proofErr w:type="spellStart"/>
+      <w:r>
+        <w:t>arr</w:t>
+      </w:r>
+      <w:proofErr w:type="spellEnd"/>
+      <w:r>
+        <w:t>[</w:t>
+      </w:r>
+      <w:proofErr w:type="spellStart"/>
+      <w:r>
+        <w:t>mid</w:t>
+      </w:r>
+      <w:proofErr w:type="spellEnd"/>
+      <w:proofErr w:type="gramStart"/>
+      <w:r>
+        <w:t>].</w:t>
+      </w:r>
+      <w:proofErr w:type="spellStart"/>
+      <w:r>
+        <w:t>tenure</w:t>
+      </w:r>
+      <w:proofErr w:type="spellEnd"/>
+      <w:proofErr w:type="gramEnd"/>
+      <w:r>
+        <w:t xml:space="preserve"> &gt; k:</w:t>
+      </w:r>
+    </w:p>
+    <w:p>
+      <w:r>
+        <w:t xml:space="preserve">    retornar </w:t>
+      </w:r>
+      <w:proofErr w:type="spellStart"/>
+      <w:proofErr w:type="gramStart"/>
+      <w:r>
+        <w:t>binarySearch</w:t>
+      </w:r>
+      <w:proofErr w:type="spellEnd"/>
+      <w:r>
+        <w:t>(</w:t>
+      </w:r>
+      <w:proofErr w:type="spellStart"/>
+      <w:proofErr w:type="gramEnd"/>
+      <w:r>
+        <w:t>arr</w:t>
+      </w:r>
+      <w:proofErr w:type="spellEnd"/>
+      <w:r>
+        <w:t xml:space="preserve">, mid+1, </w:t>
+      </w:r>
+      <w:proofErr w:type="spellStart"/>
+      <w:r>
+        <w:t>right</w:t>
+      </w:r>
+      <w:proofErr w:type="spellEnd"/>
+      <w:r>
+        <w:t>, k)</w:t>
+      </w:r>
+    </w:p>
+    <w:p>
+      <w:r>
+        <w:t xml:space="preserve">  sino:</w:t>
+      </w:r>
+    </w:p>
+    <w:p>
+      <w:r>
+        <w:t xml:space="preserve">    retornar </w:t>
+      </w:r>
+      <w:proofErr w:type="spellStart"/>
+      <w:proofErr w:type="gramStart"/>
+      <w:r>
+        <w:t>binarySearch</w:t>
+      </w:r>
+      <w:proofErr w:type="spellEnd"/>
+      <w:r>
+        <w:t>(</w:t>
+      </w:r>
+      <w:proofErr w:type="spellStart"/>
+      <w:proofErr w:type="gramEnd"/>
+      <w:r>
+        <w:t>arr</w:t>
+      </w:r>
+      <w:proofErr w:type="spellEnd"/>
+      <w:r>
+        <w:t xml:space="preserve">, </w:t>
+      </w:r>
+      <w:proofErr w:type="spellStart"/>
+      <w:r>
+        <w:t>left</w:t>
+      </w:r>
+      <w:proofErr w:type="spellEnd"/>
+      <w:r>
+        <w:t>, mid-1, k)</w:t>
+      </w:r>
+    </w:p>
+    <w:p>
+      <w:pPr>
+        <w:rPr>
+          <w:b/>
+          <w:bCs/>
+        </w:rPr>
+      </w:pPr>
+      <w:r>
+        <w:rPr>
+          <w:b/>
+          <w:bCs/>
+        </w:rPr>
+        <w:t>Análisis de complejidad</w:t>
+      </w:r>
+    </w:p>
+    <w:p>
+      <w:proofErr w:type="spellStart"/>
+      <w:r>
+        <w:t>MergeSort</w:t>
+      </w:r>
+      <w:proofErr w:type="spellEnd"/>
+      <w:r>
+        <w:t xml:space="preserve">: La recurrencia es T(n) = 2T(n/2) + </w:t>
+      </w:r>
+      <w:r>
+        <w:t>O</w:t>
+      </w:r>
+      <w:r>
+        <w:t xml:space="preserve">(n). Aplicando el Teorema Maestro con a=2, b=2, f(n)=Θ(n): como f(n) = </w:t>
+      </w:r>
+      <w:r>
+        <w:t>O(</w:t>
+      </w:r>
+      <w:r>
+        <w:t xml:space="preserve">n^log₂2) = </w:t>
+      </w:r>
+      <w:r>
+        <w:t>O</w:t>
+      </w:r>
+      <w:r>
+        <w:t>(n), aplica el caso 2</w:t>
+      </w:r>
+      <w:r>
+        <w:t xml:space="preserve">: </w:t>
+      </w:r>
+      <w:r>
+        <w:t xml:space="preserve">T(n) = </w:t>
+      </w:r>
+      <w:proofErr w:type="gramStart"/>
+      <w:r>
+        <w:t>O</w:t>
+      </w:r>
+      <w:r>
+        <w:t>(</w:t>
+      </w:r>
+      <w:proofErr w:type="gramEnd"/>
+      <w:r>
+        <w:t xml:space="preserve">n log n). Es preferible a </w:t>
+      </w:r>
+      <w:proofErr w:type="spellStart"/>
+      <w:r>
+        <w:t>QuickSort</w:t>
+      </w:r>
+      <w:proofErr w:type="spellEnd"/>
+      <w:r>
+        <w:t xml:space="preserve"> para este problema porque garantiza este costo incluso en el peor caso (arreglo ya ordenado), y es estable, preservando el orden relativo de registros con el mismo </w:t>
+      </w:r>
+      <w:proofErr w:type="spellStart"/>
+      <w:r>
+        <w:t>tenure</w:t>
+      </w:r>
+      <w:proofErr w:type="spellEnd"/>
+      <w:r>
+        <w:t>.</w:t>
+      </w:r>
+    </w:p>
+    <w:p>
+      <w:pPr>
+        <w:rPr>
+          <w:b/>
+          <w:bCs/>
+        </w:rPr>
+      </w:pPr>
+      <w:r>
+        <w:rPr>
+          <w:b/>
+          <w:bCs/>
+        </w:rPr>
+        <w:t>Búsqueda binaria</w:t>
+      </w:r>
+    </w:p>
+    <w:p>
+      <w:r>
+        <w:t xml:space="preserve"> T(n) = T(n/2) + </w:t>
+      </w:r>
+      <w:proofErr w:type="gramStart"/>
+      <w:r>
+        <w:t>O(</w:t>
+      </w:r>
+      <w:proofErr w:type="gramEnd"/>
+      <w:r>
+        <w:t xml:space="preserve">1) → </w:t>
+      </w:r>
+      <w:proofErr w:type="gramStart"/>
+      <w:r>
+        <w:t>O(</w:t>
+      </w:r>
+      <w:proofErr w:type="gramEnd"/>
+      <w:r>
+        <w:t>log n).</w:t>
+      </w:r>
+    </w:p>
+    <w:p>
+      <w:pPr>
+        <w:rPr>
+          <w:b/>
+          <w:bCs/>
+        </w:rPr>
+      </w:pPr>
+      <w:r>
+        <w:rPr>
+          <w:b/>
+          <w:bCs/>
+        </w:rPr>
+        <w:t>Tabla de tiempos empíricos</w:t>
+      </w:r>
+    </w:p>
+    <w:tbl>
+      <w:tblPr>
+        <w:tblStyle w:val="Tablaconcuadrcula"/>
+        <w:tblW w:w="0" w:type="auto"/>
+        <w:tblLook w:val="04A0" w:firstRow="1" w:lastRow="0" w:firstColumn="1" w:lastColumn="0" w:noHBand="0" w:noVBand="1"/>
+      </w:tblPr>
+      <w:tblGrid>
+        <w:gridCol w:w="1698"/>
+        <w:gridCol w:w="1699"/>
+        <w:gridCol w:w="1699"/>
+        <w:gridCol w:w="1699"/>
+        <w:gridCol w:w="1699"/>
+      </w:tblGrid>
+      <w:tr>
+        <w:tc>
+          <w:tcPr>
+            <w:tcW w:w="1698" w:type="dxa"/>
+          </w:tcPr>
+          <w:p>
+            <w:r>
+              <w:t>n</w:t>
+            </w:r>
+          </w:p>
+        </w:tc>
+        <w:tc>
+          <w:tcPr>
+            <w:tcW w:w="1699" w:type="dxa"/>
+          </w:tcPr>
+          <w:p>
+            <w:r>
+              <w:t>tiempo (ms)</w:t>
+            </w:r>
+          </w:p>
+        </w:tc>
+        <w:tc>
+          <w:tcPr>
+            <w:tcW w:w="1699" w:type="dxa"/>
+          </w:tcPr>
+          <w:p>
+            <w:proofErr w:type="spellStart"/>
+            <w:r>
+              <w:t>n·log</w:t>
+            </w:r>
+            <w:proofErr w:type="spellEnd"/>
+            <w:r>
+              <w:t>₂(n)</w:t>
+            </w:r>
+          </w:p>
+        </w:tc>
+        <w:tc>
+          <w:tcPr>
+            <w:tcW w:w="1699" w:type="dxa"/>
+          </w:tcPr>
+          <w:p>
+            <w:r>
+              <w:t>razón tiempo</w:t>
+            </w:r>
+          </w:p>
+        </w:tc>
+        <w:tc>
+          <w:tcPr>
+            <w:tcW w:w="1699" w:type="dxa"/>
+          </w:tcPr>
+          <w:p>
+            <w:r>
+              <w:t xml:space="preserve">razón </w:t>
+            </w:r>
+            <w:proofErr w:type="spellStart"/>
+            <w:r>
+              <w:t>n·log₂n</w:t>
+            </w:r>
+            <w:proofErr w:type="spellEnd"/>
+          </w:p>
+        </w:tc>
+      </w:tr>
+      <w:tr>
+        <w:tc>
+          <w:tcPr>
+            <w:tcW w:w="1698" w:type="dxa"/>
+          </w:tcPr>
+          <w:p>
+            <w:r>
+              <w:t>1,000</w:t>
+            </w:r>
+          </w:p>
+        </w:tc>
+        <w:tc>
+          <w:tcPr>
+            <w:tcW w:w="1699" w:type="dxa"/>
+          </w:tcPr>
+          <w:p>
+            <w:r>
+              <w:t>0.11</w:t>
+            </w:r>
+          </w:p>
+        </w:tc>
+        <w:tc>
+          <w:tcPr>
+            <w:tcW w:w="1699" w:type="dxa"/>
+          </w:tcPr>
+          <w:p>
+            <w:r>
+              <w:t>9,966</w:t>
+            </w:r>
+          </w:p>
+        </w:tc>
+        <w:tc>
+          <w:tcPr>
+            <w:tcW w:w="1699" w:type="dxa"/>
+          </w:tcPr>
+          <w:p>
+            <w:r>
+              <w:t>1.00×</w:t>
+            </w:r>
+          </w:p>
+        </w:tc>
+        <w:tc>
+          <w:tcPr>
+            <w:tcW w:w="1699" w:type="dxa"/>
+          </w:tcPr>
+          <w:p>
+            <w:r>
+              <w:t>1.00×</w:t>
+            </w:r>
+          </w:p>
+        </w:tc>
+      </w:tr>
+      <w:tr>
+        <w:tc>
+          <w:tcPr>
+            <w:tcW w:w="1698" w:type="dxa"/>
+          </w:tcPr>
+          <w:p>
+            <w:r>
+              <w:t>3,500</w:t>
+            </w:r>
+          </w:p>
+        </w:tc>
+        <w:tc>
+          <w:tcPr>
+            <w:tcW w:w="1699" w:type="dxa"/>
+          </w:tcPr>
+          <w:p>
+            <w:r>
+              <w:t>0.42</w:t>
+            </w:r>
+          </w:p>
+        </w:tc>
+        <w:tc>
+          <w:tcPr>
+            <w:tcW w:w="1699" w:type="dxa"/>
+          </w:tcPr>
+          <w:p>
+            <w:r>
+              <w:t>41,196</w:t>
+            </w:r>
+          </w:p>
+        </w:tc>
+        <w:tc>
+          <w:tcPr>
+            <w:tcW w:w="1699" w:type="dxa"/>
+          </w:tcPr>
+          <w:p>
+            <w:r>
+              <w:t>3.82×</w:t>
+            </w:r>
+          </w:p>
+        </w:tc>
+        <w:tc>
+          <w:tcPr>
+            <w:tcW w:w="1699" w:type="dxa"/>
+          </w:tcPr>
+          <w:p>
+            <w:r>
+              <w:t>4.13×</w:t>
+            </w:r>
+          </w:p>
+        </w:tc>
+      </w:tr>
+      <w:tr>
+        <w:tc>
+          <w:tcPr>
+            <w:tcW w:w="1698" w:type="dxa"/>
+          </w:tcPr>
+          <w:p>
+            <w:r>
+              <w:t>7,043</w:t>
+            </w:r>
+          </w:p>
+        </w:tc>
+        <w:tc>
+          <w:tcPr>
+            <w:tcW w:w="1699" w:type="dxa"/>
+          </w:tcPr>
+          <w:p>
+            <w:r>
+              <w:t>0.85</w:t>
+            </w:r>
+          </w:p>
+        </w:tc>
+        <w:tc>
+          <w:tcPr>
+            <w:tcW w:w="1699" w:type="dxa"/>
+          </w:tcPr>
+          <w:p>
+            <w:r>
+              <w:t>90,009</w:t>
+            </w:r>
+          </w:p>
+        </w:tc>
+        <w:tc>
+          <w:tcPr>
+            <w:tcW w:w="1699" w:type="dxa"/>
+          </w:tcPr>
+          <w:p>
+            <w:r>
+              <w:t>7.73×</w:t>
+            </w:r>
+          </w:p>
+        </w:tc>
+        <w:tc>
+          <w:tcPr>
+            <w:tcW w:w="1699" w:type="dxa"/>
+          </w:tcPr>
+          <w:p>
+            <w:r>
+              <w:t>9.03×</w:t>
+            </w:r>
+          </w:p>
+        </w:tc>
+      </w:tr>
+    </w:tbl>
+    <w:p>
+      <w:r>
+        <w:t>Las razones entre tiempos son consistentes con el crecimiento teórico</w:t>
+      </w:r>
+      <w:r>
+        <w:t xml:space="preserve"> </w:t>
+      </w:r>
+      <w:proofErr w:type="gramStart"/>
+      <w:r>
+        <w:t>O(</w:t>
+      </w:r>
+      <w:proofErr w:type="gramEnd"/>
+      <w:r>
+        <w:t>n log(n))</w:t>
+      </w:r>
+      <w:r>
+        <w:t>.</w:t>
+      </w:r>
+    </w:p>
+    <w:p>
+      <w:pPr>
+        <w:rPr>
+          <w:b/>
+          <w:bCs/>
+        </w:rPr>
+      </w:pPr>
+      <w:r>
+        <w:rPr>
+          <w:b/>
+          <w:bCs/>
+        </w:rPr>
+        <w:t>Resultados de las 5 consultas</w:t>
+      </w:r>
+    </w:p>
+    <w:tbl>
+      <w:tblPr>
+        <w:tblStyle w:val="Tablaconcuadrcula"/>
+        <w:tblW w:w="0" w:type="auto"/>
+        <w:tblLook w:val="04A0" w:firstRow="1" w:lastRow="0" w:firstColumn="1" w:lastColumn="0" w:noHBand="0" w:noVBand="1"/>
+      </w:tblPr>
+      <w:tblGrid>
+        <w:gridCol w:w="2831"/>
+        <w:gridCol w:w="2831"/>
+        <w:gridCol w:w="2832"/>
+      </w:tblGrid>
+      <w:tr>
+        <w:tc>
+          <w:tcPr>
+            <w:tcW w:w="2831" w:type="dxa"/>
+          </w:tcPr>
+          <w:p>
+            <w:r>
+              <w:t>Consulta</w:t>
+            </w:r>
+          </w:p>
+        </w:tc>
+        <w:tc>
+          <w:tcPr>
+            <w:tcW w:w="2831" w:type="dxa"/>
+          </w:tcPr>
+          <w:p>
+            <w:r>
+              <w:t>k</w:t>
+            </w:r>
+          </w:p>
+        </w:tc>
+        <w:tc>
+          <w:tcPr>
+            <w:tcW w:w="2832" w:type="dxa"/>
+          </w:tcPr>
+          <w:p>
+            <w:proofErr w:type="spellStart"/>
+            <w:r>
+              <w:t>customerID</w:t>
+            </w:r>
+            <w:proofErr w:type="spellEnd"/>
+            <w:r>
+              <w:t xml:space="preserve"> encontrado</w:t>
+            </w:r>
+          </w:p>
+        </w:tc>
+      </w:tr>
+      <w:tr>
+        <w:tc>
+          <w:tcPr>
+            <w:tcW w:w="2831" w:type="dxa"/>
+          </w:tcPr>
+          <w:p>
+            <w:r>
+              <w:t>Q_A01</w:t>
+            </w:r>
+          </w:p>
+        </w:tc>
+        <w:tc>
+          <w:tcPr>
+            <w:tcW w:w="2831" w:type="dxa"/>
+          </w:tcPr>
+          <w:p>
+            <w:r>
+              <w:t>72</w:t>
+            </w:r>
+          </w:p>
+        </w:tc>
+        <w:tc>
+          <w:tcPr>
+            <w:tcW w:w="2832" w:type="dxa"/>
+          </w:tcPr>
+          <w:p>
+            <w:r>
+              <w:t>3133-PZNSR</w:t>
+            </w:r>
+          </w:p>
+        </w:tc>
+      </w:tr>
+      <w:tr>
+        <w:tc>
+          <w:tcPr>
+            <w:tcW w:w="2831" w:type="dxa"/>
+          </w:tcPr>
+          <w:p>
+            <w:r>
+              <w:t>Q_A02</w:t>
+            </w:r>
+          </w:p>
+        </w:tc>
+        <w:tc>
+          <w:tcPr>
+            <w:tcW w:w="2831" w:type="dxa"/>
+          </w:tcPr>
+          <w:p>
+            <w:r>
+              <w:t>60</w:t>
+            </w:r>
+          </w:p>
+        </w:tc>
+        <w:tc>
+          <w:tcPr>
+            <w:tcW w:w="2832" w:type="dxa"/>
+          </w:tcPr>
+          <w:p>
+            <w:r>
+              <w:t>3154-HMWUU</w:t>
+            </w:r>
+          </w:p>
+        </w:tc>
+      </w:tr>
+      <w:tr>
+        <w:tc>
+          <w:tcPr>
+            <w:tcW w:w="2831" w:type="dxa"/>
+          </w:tcPr>
+          <w:p>
+            <w:r>
+              <w:t>Q_A03</w:t>
+            </w:r>
+          </w:p>
+        </w:tc>
+        <w:tc>
+          <w:tcPr>
+            <w:tcW w:w="2831" w:type="dxa"/>
+          </w:tcPr>
+          <w:p>
+            <w:r>
+              <w:t>45</w:t>
+            </w:r>
+          </w:p>
+        </w:tc>
+        <w:tc>
+          <w:tcPr>
+            <w:tcW w:w="2832" w:type="dxa"/>
+          </w:tcPr>
+          <w:p>
+            <w:r>
+              <w:t>7925-PNRGI</w:t>
+            </w:r>
+          </w:p>
+        </w:tc>
+      </w:tr>
+      <w:tr>
+        <w:tc>
+          <w:tcPr>
+            <w:tcW w:w="2831" w:type="dxa"/>
+          </w:tcPr>
+          <w:p>
+            <w:r>
+              <w:t>Q_A04</w:t>
+            </w:r>
+          </w:p>
+        </w:tc>
+        <w:tc>
+          <w:tcPr>
+            <w:tcW w:w="2831" w:type="dxa"/>
+          </w:tcPr>
+          <w:p>
+            <w:r>
+              <w:t>30</w:t>
+            </w:r>
+          </w:p>
+        </w:tc>
+        <w:tc>
+          <w:tcPr>
+            <w:tcW w:w="2832" w:type="dxa"/>
+          </w:tcPr>
+          <w:p>
+            <w:r>
+              <w:t>6754-WKSHP</w:t>
+            </w:r>
+          </w:p>
+        </w:tc>
+      </w:tr>
+      <w:tr>
+        <w:tc>
+          <w:tcPr>
+            <w:tcW w:w="2831" w:type="dxa"/>
+          </w:tcPr>
+          <w:p>
+            <w:r>
+              <w:t>Q_A05</w:t>
+            </w:r>
+          </w:p>
+        </w:tc>
+        <w:tc>
+          <w:tcPr>
+            <w:tcW w:w="2831" w:type="dxa"/>
+          </w:tcPr>
+          <w:p>
+            <w:r>
+              <w:t>12</w:t>
+            </w:r>
+          </w:p>
+        </w:tc>
+        <w:tc>
+          <w:tcPr>
+            <w:tcW w:w="2832" w:type="dxa"/>
+          </w:tcPr>
+          <w:p>
+            <w:r>
+              <w:t>6625-UTXEW</w:t>
+            </w:r>
+          </w:p>
+        </w:tc>
+      </w:tr>
+    </w:tbl>
+    <w:p/>
     <w:p>
       <w:pPr>
         <w:pStyle w:val="Ttulo1"/>
@@ -368,7 +2765,6 @@
         <w:t>.</w:t>
       </w:r>
     </w:p>
-    <w:p/>
     <w:p>
       <w:r>
         <w:rPr>
@@ -445,9 +2841,6 @@
       <w:r>
         <w:t>La recurrencia se presenta de esta manera:</w:t>
       </w:r>
-      <w:r>
-        <w:br/>
-      </w:r>
     </w:p>
     <w:p>
       <w:r>
@@ -672,13 +3065,6 @@
           <w:lang w:val="es-CO"/>
         </w:rPr>
       </w:pPr>
-    </w:p>
-    <w:p>
-      <w:pPr>
-        <w:rPr>
-          <w:lang w:val="es-CO"/>
-        </w:rPr>
-      </w:pPr>
       <w:r>
         <w:rPr>
           <w:lang w:val="es-CO"/>
@@ -710,80 +3096,72 @@
         <w:rPr>
           <w:lang w:val="es-CO"/>
         </w:rPr>
+        <w:t xml:space="preserve">Demostrar el fallo del enfoque codicioso, se construyó una mini instancia con exactamente 3 solicitudes reales del </w:t>
+      </w:r>
+      <w:proofErr w:type="spellStart"/>
+      <w:r>
+        <w:rPr>
+          <w:lang w:val="es-CO"/>
+        </w:rPr>
+        <w:t>csv</w:t>
+      </w:r>
+      <w:proofErr w:type="spellEnd"/>
+      <w:r>
+        <w:rPr>
+          <w:lang w:val="es-CO"/>
+        </w:rPr>
+        <w:t>, teniendo en cuenta que se mantiene:</w:t>
+      </w:r>
+    </w:p>
+    <w:p>
+      <w:pPr>
+        <w:rPr>
+          <w:lang w:val="en-US"/>
+        </w:rPr>
+      </w:pPr>
+      <w:r>
+        <w:rPr>
+          <w:lang w:val="en-US"/>
+        </w:rPr>
+        <w:t xml:space="preserve">Peso= </w:t>
+      </w:r>
+      <w:proofErr w:type="gramStart"/>
+      <w:r>
+        <w:rPr>
+          <w:lang w:val="en-US"/>
+        </w:rPr>
+        <w:t>round(</w:t>
+      </w:r>
+      <w:proofErr w:type="spellStart"/>
+      <w:proofErr w:type="gramEnd"/>
+      <w:r>
+        <w:rPr>
+          <w:lang w:val="en-US"/>
+        </w:rPr>
+        <w:t>TotalCharges</w:t>
+      </w:r>
+      <w:proofErr w:type="spellEnd"/>
+      <w:r>
+        <w:rPr>
+          <w:lang w:val="en-US"/>
+        </w:rPr>
+        <w:t>)</w:t>
+      </w:r>
+    </w:p>
+    <w:p>
+      <w:pPr>
+        <w:rPr>
+          <w:lang w:val="es-CO"/>
+        </w:rPr>
+      </w:pPr>
+      <w:r>
+        <w:rPr>
+          <w:lang w:val="es-CO"/>
+        </w:rPr>
         <w:lastRenderedPageBreak/>
-        <w:t xml:space="preserve">Demostrar el fallo del enfoque codicioso, se construyó una mini instancia con exactamente 3 solicitudes reales del </w:t>
-      </w:r>
-      <w:proofErr w:type="spellStart"/>
-      <w:r>
-        <w:rPr>
-          <w:lang w:val="es-CO"/>
-        </w:rPr>
-        <w:t>csv</w:t>
-      </w:r>
-      <w:proofErr w:type="spellEnd"/>
-      <w:r>
-        <w:rPr>
-          <w:lang w:val="es-CO"/>
-        </w:rPr>
-        <w:t>, teniendo en cuenta que se mantiene:</w:t>
-      </w:r>
-    </w:p>
-    <w:p>
-      <w:pPr>
-        <w:rPr>
-          <w:lang w:val="en-US"/>
-        </w:rPr>
-      </w:pPr>
-      <w:r>
-        <w:rPr>
-          <w:lang w:val="en-US"/>
-        </w:rPr>
-        <w:t xml:space="preserve">Peso= </w:t>
-      </w:r>
-      <w:proofErr w:type="gramStart"/>
-      <w:r>
-        <w:rPr>
-          <w:lang w:val="en-US"/>
-        </w:rPr>
-        <w:t>round(</w:t>
-      </w:r>
-      <w:proofErr w:type="spellStart"/>
-      <w:proofErr w:type="gramEnd"/>
-      <w:r>
-        <w:rPr>
-          <w:lang w:val="en-US"/>
-        </w:rPr>
-        <w:t>TotalCharges</w:t>
-      </w:r>
-      <w:proofErr w:type="spellEnd"/>
-      <w:r>
-        <w:rPr>
-          <w:lang w:val="en-US"/>
-        </w:rPr>
-        <w:t>)</w:t>
-      </w:r>
-    </w:p>
-    <w:p>
-      <w:pPr>
-        <w:rPr>
-          <w:lang w:val="es-CO"/>
-        </w:rPr>
-      </w:pPr>
-      <w:r>
-        <w:rPr>
-          <w:lang w:val="es-CO"/>
-        </w:rPr>
-        <w:t xml:space="preserve">Valor = </w:t>
-      </w:r>
-      <w:proofErr w:type="gramStart"/>
-      <w:r>
-        <w:rPr>
-          <w:lang w:val="es-CO"/>
-        </w:rPr>
-        <w:t>round(</w:t>
-      </w:r>
-      <w:proofErr w:type="spellStart"/>
-      <w:proofErr w:type="gramEnd"/>
+        <w:t>Valor = round(</w:t>
+      </w:r>
+      <w:proofErr w:type="spellStart"/>
       <w:r>
         <w:rPr>
           <w:lang w:val="es-CO"/>
@@ -1421,15 +3799,7 @@
         <w:t>0673-IGUQO</w:t>
       </w:r>
       <w:r>
-        <w:t xml:space="preserve">, ya que tiene </w:t>
-      </w:r>
-      <w:proofErr w:type="gramStart"/>
-      <w:r>
-        <w:t>el mayor ratio</w:t>
-      </w:r>
-      <w:proofErr w:type="gramEnd"/>
-      <w:r>
-        <w:t xml:space="preserve">. Tener en cuenta </w:t>
+        <w:t xml:space="preserve">, ya que tiene el mayor ratio. Tener en cuenta </w:t>
       </w:r>
       <w:r>
         <w:t>que al tomarla usa 20 unidades de capacidad y quedan solo 18, por lo que no puede agregar ninguna de las otras dos solicitudes. Su valor total queda en 205.</w:t>
@@ -1463,26 +3833,35 @@
           <w:tab w:val="left" w:pos="2244"/>
         </w:tabs>
       </w:pPr>
+      <w:r>
+        <w:rPr>
+          <w:lang w:val="es-CO"/>
+        </w:rPr>
+        <w:t xml:space="preserve">La discusión de </w:t>
+      </w:r>
+      <w:proofErr w:type="spellStart"/>
+      <w:r>
+        <w:t>pseudopolinomialidad</w:t>
+      </w:r>
+      <w:proofErr w:type="spellEnd"/>
+      <w:r>
+        <w:t>, la tabla dinámica tiene dimensiones:</w:t>
+      </w:r>
     </w:p>
     <w:p>
       <w:pPr>
         <w:tabs>
           <w:tab w:val="left" w:pos="2244"/>
         </w:tabs>
-      </w:pPr>
-      <w:r>
-        <w:rPr>
-          <w:lang w:val="es-CO"/>
-        </w:rPr>
-        <w:t xml:space="preserve">La discusión de </w:t>
-      </w:r>
-      <w:proofErr w:type="spellStart"/>
-      <w:r>
-        <w:t>pseudopolinomialidad</w:t>
-      </w:r>
-      <w:proofErr w:type="spellEnd"/>
-      <w:r>
-        <w:t>, la tabla dinámica tiene dimensiones:</w:t>
+        <w:rPr>
+          <w:lang w:val="es-CO"/>
+        </w:rPr>
+      </w:pPr>
+      <w:r>
+        <w:rPr>
+          <w:lang w:val="es-CO"/>
+        </w:rPr>
+        <w:t>(n + 1) × (W + 1)</w:t>
       </w:r>
     </w:p>
     <w:p>
@@ -1498,37 +3877,13 @@
         <w:rPr>
           <w:lang w:val="es-CO"/>
         </w:rPr>
-        <w:t>(n + 1) × (W + 1)</w:t>
-      </w:r>
-    </w:p>
-    <w:p>
-      <w:pPr>
-        <w:tabs>
-          <w:tab w:val="left" w:pos="2244"/>
-        </w:tabs>
-        <w:rPr>
-          <w:lang w:val="es-CO"/>
-        </w:rPr>
-      </w:pPr>
-      <w:r>
-        <w:rPr>
-          <w:lang w:val="es-CO"/>
-        </w:rPr>
         <w:t xml:space="preserve">Así que, la complejidad temporal es: </w:t>
       </w:r>
-      <w:proofErr w:type="gramStart"/>
-      <w:r>
-        <w:rPr>
-          <w:lang w:val="es-CO"/>
-        </w:rPr>
-        <w:t>Θ(</w:t>
-      </w:r>
-      <w:proofErr w:type="gramEnd"/>
-      <w:r>
-        <w:rPr>
-          <w:lang w:val="es-CO"/>
-        </w:rPr>
-        <w:t>n · W)</w:t>
+      <w:r>
+        <w:rPr>
+          <w:lang w:val="es-CO"/>
+        </w:rPr>
+        <w:t>Θ(n · W)</w:t>
       </w:r>
       <w:r>
         <w:rPr>
@@ -1548,19 +3903,11 @@
         </w:rPr>
         <w:t xml:space="preserve"> </w:t>
       </w:r>
-      <w:proofErr w:type="gramStart"/>
-      <w:r>
-        <w:rPr>
-          <w:lang w:val="es-CO"/>
-        </w:rPr>
-        <w:t>Θ(</w:t>
-      </w:r>
-      <w:proofErr w:type="gramEnd"/>
-      <w:r>
-        <w:rPr>
-          <w:lang w:val="es-CO"/>
-        </w:rPr>
-        <w:t>n · W)</w:t>
+      <w:r>
+        <w:rPr>
+          <w:lang w:val="es-CO"/>
+        </w:rPr>
+        <w:t>Θ(n · W)</w:t>
       </w:r>
       <w:r>
         <w:rPr>
@@ -1613,69 +3960,1057 @@
           <w:b/>
           <w:bCs/>
         </w:rPr>
+        <w:t>Pseudocódigo de la tabulación</w:t>
+      </w:r>
+    </w:p>
+    <w:p>
+      <w:r>
+        <w:t>MOCHILA_01_</w:t>
+      </w:r>
+      <w:proofErr w:type="gramStart"/>
+      <w:r>
+        <w:t>TABULACION(</w:t>
+      </w:r>
+      <w:proofErr w:type="spellStart"/>
+      <w:proofErr w:type="gramEnd"/>
+      <w:r>
+        <w:t>items</w:t>
+      </w:r>
+      <w:proofErr w:type="spellEnd"/>
+      <w:r>
+        <w:t>, W)</w:t>
+      </w:r>
+    </w:p>
+    <w:p/>
+    <w:p>
+      <w:r>
         <w:lastRenderedPageBreak/>
-        <w:t>P</w:t>
-      </w:r>
-      <w:r>
+        <w:t>Entrada:</w:t>
+      </w:r>
+    </w:p>
+    <w:p>
+      <w:r>
+        <w:t xml:space="preserve">  </w:t>
+      </w:r>
+      <w:proofErr w:type="spellStart"/>
+      <w:r>
+        <w:t>items</w:t>
+      </w:r>
+      <w:proofErr w:type="spellEnd"/>
+      <w:r>
+        <w:t>: arreglo de n solicitudes</w:t>
+      </w:r>
+    </w:p>
+    <w:p>
+      <w:pPr>
+        <w:rPr>
+          <w:lang w:val="en-US"/>
+        </w:rPr>
+      </w:pPr>
+      <w:r>
+        <w:t xml:space="preserve">         </w:t>
+      </w:r>
+      <w:proofErr w:type="spellStart"/>
+      <w:r>
+        <w:rPr>
+          <w:lang w:val="en-US"/>
+        </w:rPr>
+        <w:t>cada</w:t>
+      </w:r>
+      <w:proofErr w:type="spellEnd"/>
+      <w:r>
+        <w:rPr>
+          <w:lang w:val="en-US"/>
+        </w:rPr>
+        <w:t xml:space="preserve"> </w:t>
+      </w:r>
+      <w:proofErr w:type="spellStart"/>
+      <w:r>
+        <w:rPr>
+          <w:lang w:val="en-US"/>
+        </w:rPr>
+        <w:t>solicitud</w:t>
+      </w:r>
+      <w:proofErr w:type="spellEnd"/>
+      <w:r>
+        <w:rPr>
+          <w:lang w:val="en-US"/>
+        </w:rPr>
+        <w:t xml:space="preserve"> </w:t>
+      </w:r>
+      <w:proofErr w:type="spellStart"/>
+      <w:r>
+        <w:rPr>
+          <w:lang w:val="en-US"/>
+        </w:rPr>
+        <w:t>i</w:t>
+      </w:r>
+      <w:proofErr w:type="spellEnd"/>
+      <w:r>
+        <w:rPr>
+          <w:lang w:val="en-US"/>
+        </w:rPr>
+        <w:t xml:space="preserve"> </w:t>
+      </w:r>
+      <w:proofErr w:type="spellStart"/>
+      <w:r>
+        <w:rPr>
+          <w:lang w:val="en-US"/>
+        </w:rPr>
+        <w:t>tiene</w:t>
+      </w:r>
+      <w:proofErr w:type="spellEnd"/>
+      <w:r>
+        <w:rPr>
+          <w:lang w:val="en-US"/>
+        </w:rPr>
+        <w:t>:</w:t>
+      </w:r>
+    </w:p>
+    <w:p>
+      <w:pPr>
+        <w:rPr>
+          <w:lang w:val="en-US"/>
+        </w:rPr>
+      </w:pPr>
+      <w:r>
+        <w:rPr>
+          <w:lang w:val="en-US"/>
+        </w:rPr>
+        <w:t xml:space="preserve">           peso[</w:t>
+      </w:r>
+      <w:proofErr w:type="spellStart"/>
+      <w:r>
+        <w:rPr>
+          <w:lang w:val="en-US"/>
+        </w:rPr>
+        <w:t>i</w:t>
+      </w:r>
+      <w:proofErr w:type="spellEnd"/>
+      <w:proofErr w:type="gramStart"/>
+      <w:r>
+        <w:rPr>
+          <w:lang w:val="en-US"/>
+        </w:rPr>
+        <w:t>]  =</w:t>
+      </w:r>
+      <w:proofErr w:type="gramEnd"/>
+      <w:r>
+        <w:rPr>
+          <w:lang w:val="en-US"/>
+        </w:rPr>
+        <w:t xml:space="preserve"> </w:t>
+      </w:r>
+      <w:proofErr w:type="gramStart"/>
+      <w:r>
+        <w:rPr>
+          <w:lang w:val="en-US"/>
+        </w:rPr>
+        <w:t>round(</w:t>
+      </w:r>
+      <w:proofErr w:type="spellStart"/>
+      <w:proofErr w:type="gramEnd"/>
+      <w:r>
+        <w:rPr>
+          <w:lang w:val="en-US"/>
+        </w:rPr>
+        <w:t>TotalCharges</w:t>
+      </w:r>
+      <w:proofErr w:type="spellEnd"/>
+      <w:r>
+        <w:rPr>
+          <w:lang w:val="en-US"/>
+        </w:rPr>
+        <w:t>)</w:t>
+      </w:r>
+    </w:p>
+    <w:p>
+      <w:r>
+        <w:rPr>
+          <w:lang w:val="en-US"/>
+        </w:rPr>
+        <w:t xml:space="preserve">           </w:t>
+      </w:r>
+      <w:r>
+        <w:t xml:space="preserve">valor[i] = </w:t>
+      </w:r>
+      <w:proofErr w:type="gramStart"/>
+      <w:r>
+        <w:t>round(</w:t>
+      </w:r>
+      <w:proofErr w:type="spellStart"/>
+      <w:proofErr w:type="gramEnd"/>
+      <w:r>
+        <w:t>MonthlyCharges</w:t>
+      </w:r>
+      <w:proofErr w:type="spellEnd"/>
+      <w:r>
+        <w:t xml:space="preserve"> * 10)</w:t>
+      </w:r>
+    </w:p>
+    <w:p>
+      <w:r>
+        <w:t xml:space="preserve">  W: capacidad máxima de ancho de banda</w:t>
+      </w:r>
+    </w:p>
+    <w:p>
+      <w:r>
+        <w:t>Salida:</w:t>
+      </w:r>
+    </w:p>
+    <w:p>
+      <w:r>
+        <w:t xml:space="preserve">  valor óptimo total</w:t>
+      </w:r>
+    </w:p>
+    <w:p>
+      <w:r>
+        <w:t xml:space="preserve">  solicitudes seleccionadas</w:t>
+      </w:r>
+    </w:p>
+    <w:p>
+      <w:r>
+        <w:t>1. n &lt;- cantidad de solicitudes</w:t>
+      </w:r>
+    </w:p>
+    <w:p>
+      <w:r>
+        <w:t xml:space="preserve">2. Crear tabla </w:t>
+      </w:r>
+      <w:proofErr w:type="spellStart"/>
+      <w:r>
+        <w:t>dp</w:t>
+      </w:r>
+      <w:proofErr w:type="spellEnd"/>
+      <w:r>
+        <w:t xml:space="preserve"> de tamaño (n + 1) x (W + 1)</w:t>
+      </w:r>
+    </w:p>
+    <w:p>
+      <w:r>
+        <w:t xml:space="preserve">   inicializada en 0</w:t>
+      </w:r>
+    </w:p>
+    <w:p>
+      <w:r>
+        <w:t>3. Para i desde 1 hasta n:</w:t>
+      </w:r>
+    </w:p>
+    <w:p>
+      <w:r>
+        <w:t xml:space="preserve">      Para w desde 0 hasta W:</w:t>
+      </w:r>
+    </w:p>
+    <w:p>
+      <w:r>
+        <w:t xml:space="preserve">          </w:t>
+      </w:r>
+      <w:proofErr w:type="spellStart"/>
+      <w:r>
+        <w:t>si</w:t>
+      </w:r>
+      <w:proofErr w:type="spellEnd"/>
+      <w:r>
+        <w:t xml:space="preserve"> </w:t>
+      </w:r>
+      <w:proofErr w:type="gramStart"/>
+      <w:r>
+        <w:t>peso[</w:t>
+      </w:r>
+      <w:proofErr w:type="gramEnd"/>
+      <w:r>
+        <w:t>i - 1] &gt; w entonces</w:t>
+      </w:r>
+    </w:p>
+    <w:p>
+      <w:r>
+        <w:t xml:space="preserve">              </w:t>
+      </w:r>
+      <w:proofErr w:type="spellStart"/>
+      <w:r>
+        <w:t>dp</w:t>
+      </w:r>
+      <w:proofErr w:type="spellEnd"/>
+      <w:r>
+        <w:t xml:space="preserve">[i][w] &lt;- </w:t>
+      </w:r>
+      <w:proofErr w:type="spellStart"/>
+      <w:proofErr w:type="gramStart"/>
+      <w:r>
+        <w:t>dp</w:t>
+      </w:r>
+      <w:proofErr w:type="spellEnd"/>
+      <w:r>
+        <w:t>[</w:t>
+      </w:r>
+      <w:proofErr w:type="gramEnd"/>
+      <w:r>
+        <w:t>i - 1][w]</w:t>
+      </w:r>
+    </w:p>
+    <w:p>
+      <w:r>
+        <w:t xml:space="preserve">          si no</w:t>
+      </w:r>
+    </w:p>
+    <w:p>
+      <w:r>
+        <w:t xml:space="preserve">              </w:t>
+      </w:r>
+      <w:proofErr w:type="spellStart"/>
+      <w:r>
+        <w:t>no_tomar</w:t>
+      </w:r>
+      <w:proofErr w:type="spellEnd"/>
+      <w:r>
+        <w:t xml:space="preserve"> &lt;- </w:t>
+      </w:r>
+      <w:proofErr w:type="spellStart"/>
+      <w:proofErr w:type="gramStart"/>
+      <w:r>
+        <w:t>dp</w:t>
+      </w:r>
+      <w:proofErr w:type="spellEnd"/>
+      <w:r>
+        <w:t>[</w:t>
+      </w:r>
+      <w:proofErr w:type="gramEnd"/>
+      <w:r>
+        <w:t>i - 1][w]</w:t>
+      </w:r>
+    </w:p>
+    <w:p>
+      <w:r>
+        <w:t xml:space="preserve">              tomar &lt;- </w:t>
+      </w:r>
+      <w:proofErr w:type="spellStart"/>
+      <w:proofErr w:type="gramStart"/>
+      <w:r>
+        <w:t>dp</w:t>
+      </w:r>
+      <w:proofErr w:type="spellEnd"/>
+      <w:r>
+        <w:t>[</w:t>
+      </w:r>
+      <w:proofErr w:type="gramEnd"/>
+      <w:r>
+        <w:t>i - 1</w:t>
+      </w:r>
+      <w:proofErr w:type="gramStart"/>
+      <w:r>
+        <w:t>][</w:t>
+      </w:r>
+      <w:proofErr w:type="gramEnd"/>
+      <w:r>
+        <w:t xml:space="preserve">w - </w:t>
+      </w:r>
+      <w:proofErr w:type="gramStart"/>
+      <w:r>
+        <w:t>peso[</w:t>
+      </w:r>
+      <w:proofErr w:type="gramEnd"/>
+      <w:r>
+        <w:t xml:space="preserve">i - 1]] + </w:t>
+      </w:r>
+      <w:proofErr w:type="gramStart"/>
+      <w:r>
+        <w:t>valor[</w:t>
+      </w:r>
+      <w:proofErr w:type="gramEnd"/>
+      <w:r>
+        <w:t>i - 1]</w:t>
+      </w:r>
+    </w:p>
+    <w:p>
+      <w:r>
+        <w:t xml:space="preserve">              </w:t>
+      </w:r>
+      <w:proofErr w:type="spellStart"/>
+      <w:r>
+        <w:t>dp</w:t>
+      </w:r>
+      <w:proofErr w:type="spellEnd"/>
+      <w:r>
+        <w:t xml:space="preserve">[i][w] &lt;- </w:t>
+      </w:r>
+      <w:proofErr w:type="spellStart"/>
+      <w:proofErr w:type="gramStart"/>
+      <w:r>
+        <w:t>max</w:t>
+      </w:r>
+      <w:proofErr w:type="spellEnd"/>
+      <w:r>
+        <w:t>(</w:t>
+      </w:r>
+      <w:proofErr w:type="spellStart"/>
+      <w:proofErr w:type="gramEnd"/>
+      <w:r>
+        <w:t>no_tomar</w:t>
+      </w:r>
+      <w:proofErr w:type="spellEnd"/>
+      <w:r>
+        <w:t>, tomar)</w:t>
+      </w:r>
+    </w:p>
+    <w:p>
+      <w:r>
+        <w:t xml:space="preserve">4. </w:t>
+      </w:r>
+      <w:proofErr w:type="spellStart"/>
+      <w:r>
+        <w:t>valor_optimo</w:t>
+      </w:r>
+      <w:proofErr w:type="spellEnd"/>
+      <w:r>
+        <w:t xml:space="preserve"> &lt;- </w:t>
+      </w:r>
+      <w:proofErr w:type="spellStart"/>
+      <w:r>
+        <w:t>dp</w:t>
+      </w:r>
+      <w:proofErr w:type="spellEnd"/>
+      <w:r>
+        <w:t>[n][W]</w:t>
+      </w:r>
+    </w:p>
+    <w:p>
+      <w:r>
+        <w:t>5. Reconstruir solución:</w:t>
+      </w:r>
+    </w:p>
+    <w:p>
+      <w:r>
+        <w:t xml:space="preserve">      seleccionadas &lt;- lista vacía</w:t>
+      </w:r>
+    </w:p>
+    <w:p>
+      <w:r>
+        <w:t xml:space="preserve">      w &lt;- W</w:t>
+      </w:r>
+    </w:p>
+    <w:p>
+      <w:r>
+        <w:t xml:space="preserve">      Para i desde n hasta 1:</w:t>
+      </w:r>
+    </w:p>
+    <w:p>
+      <w:pPr>
+        <w:rPr>
+          <w:lang w:val="en-US"/>
+        </w:rPr>
+      </w:pPr>
+      <w:r>
+        <w:t xml:space="preserve">          </w:t>
+      </w:r>
+      <w:proofErr w:type="spellStart"/>
+      <w:r>
+        <w:rPr>
+          <w:lang w:val="en-US"/>
+        </w:rPr>
+        <w:t>si</w:t>
+      </w:r>
+      <w:proofErr w:type="spellEnd"/>
+      <w:r>
+        <w:rPr>
+          <w:lang w:val="en-US"/>
+        </w:rPr>
+        <w:t xml:space="preserve"> </w:t>
+      </w:r>
+      <w:proofErr w:type="gramStart"/>
+      <w:r>
+        <w:rPr>
+          <w:lang w:val="en-US"/>
+        </w:rPr>
+        <w:t>peso[</w:t>
+      </w:r>
+      <w:proofErr w:type="spellStart"/>
+      <w:proofErr w:type="gramEnd"/>
+      <w:r>
+        <w:rPr>
+          <w:lang w:val="en-US"/>
+        </w:rPr>
+        <w:t>i</w:t>
+      </w:r>
+      <w:proofErr w:type="spellEnd"/>
+      <w:r>
+        <w:rPr>
+          <w:lang w:val="en-US"/>
+        </w:rPr>
+        <w:t xml:space="preserve"> - 1] &lt;= w</w:t>
+      </w:r>
+    </w:p>
+    <w:p>
+      <w:pPr>
+        <w:rPr>
+          <w:lang w:val="en-US"/>
+        </w:rPr>
+      </w:pPr>
+      <w:r>
+        <w:rPr>
+          <w:lang w:val="en-US"/>
+        </w:rPr>
+        <w:t xml:space="preserve">             y </w:t>
+      </w:r>
+      <w:proofErr w:type="spellStart"/>
+      <w:r>
+        <w:rPr>
+          <w:lang w:val="en-US"/>
+        </w:rPr>
+        <w:t>dp</w:t>
+      </w:r>
+      <w:proofErr w:type="spellEnd"/>
+      <w:r>
+        <w:rPr>
+          <w:lang w:val="en-US"/>
+        </w:rPr>
+        <w:t>[</w:t>
+      </w:r>
+      <w:proofErr w:type="spellStart"/>
+      <w:r>
+        <w:rPr>
+          <w:lang w:val="en-US"/>
+        </w:rPr>
+        <w:t>i</w:t>
+      </w:r>
+      <w:proofErr w:type="spellEnd"/>
+      <w:r>
+        <w:rPr>
+          <w:lang w:val="en-US"/>
+        </w:rPr>
+        <w:t>][w</w:t>
+      </w:r>
+      <w:proofErr w:type="gramStart"/>
+      <w:r>
+        <w:rPr>
+          <w:lang w:val="en-US"/>
+        </w:rPr>
+        <w:t>] !</w:t>
+      </w:r>
+      <w:proofErr w:type="gramEnd"/>
+      <w:r>
+        <w:rPr>
+          <w:lang w:val="en-US"/>
+        </w:rPr>
+        <w:t xml:space="preserve">= </w:t>
+      </w:r>
+      <w:proofErr w:type="spellStart"/>
+      <w:proofErr w:type="gramStart"/>
+      <w:r>
+        <w:rPr>
+          <w:lang w:val="en-US"/>
+        </w:rPr>
+        <w:t>dp</w:t>
+      </w:r>
+      <w:proofErr w:type="spellEnd"/>
+      <w:r>
+        <w:rPr>
+          <w:lang w:val="en-US"/>
+        </w:rPr>
+        <w:t>[</w:t>
+      </w:r>
+      <w:proofErr w:type="spellStart"/>
+      <w:proofErr w:type="gramEnd"/>
+      <w:r>
+        <w:rPr>
+          <w:lang w:val="en-US"/>
+        </w:rPr>
+        <w:t>i</w:t>
+      </w:r>
+      <w:proofErr w:type="spellEnd"/>
+      <w:r>
+        <w:rPr>
+          <w:lang w:val="en-US"/>
+        </w:rPr>
+        <w:t xml:space="preserve"> - </w:t>
+      </w:r>
+      <w:proofErr w:type="gramStart"/>
+      <w:r>
+        <w:rPr>
+          <w:lang w:val="en-US"/>
+        </w:rPr>
+        <w:t>1][</w:t>
+      </w:r>
+      <w:proofErr w:type="gramEnd"/>
+      <w:r>
+        <w:rPr>
+          <w:lang w:val="en-US"/>
+        </w:rPr>
+        <w:t>w]</w:t>
+      </w:r>
+    </w:p>
+    <w:p>
+      <w:pPr>
+        <w:rPr>
+          <w:lang w:val="en-US"/>
+        </w:rPr>
+      </w:pPr>
+      <w:r>
+        <w:rPr>
+          <w:lang w:val="en-US"/>
+        </w:rPr>
+        <w:t xml:space="preserve">             y </w:t>
+      </w:r>
+      <w:proofErr w:type="spellStart"/>
+      <w:r>
+        <w:rPr>
+          <w:lang w:val="en-US"/>
+        </w:rPr>
+        <w:t>dp</w:t>
+      </w:r>
+      <w:proofErr w:type="spellEnd"/>
+      <w:r>
+        <w:rPr>
+          <w:lang w:val="en-US"/>
+        </w:rPr>
+        <w:t>[</w:t>
+      </w:r>
+      <w:proofErr w:type="spellStart"/>
+      <w:r>
+        <w:rPr>
+          <w:lang w:val="en-US"/>
+        </w:rPr>
+        <w:t>i</w:t>
+      </w:r>
+      <w:proofErr w:type="spellEnd"/>
+      <w:r>
+        <w:rPr>
+          <w:lang w:val="en-US"/>
+        </w:rPr>
+        <w:t xml:space="preserve">][w] == </w:t>
+      </w:r>
+      <w:proofErr w:type="spellStart"/>
+      <w:proofErr w:type="gramStart"/>
+      <w:r>
+        <w:rPr>
+          <w:lang w:val="en-US"/>
+        </w:rPr>
+        <w:t>dp</w:t>
+      </w:r>
+      <w:proofErr w:type="spellEnd"/>
+      <w:r>
+        <w:rPr>
+          <w:lang w:val="en-US"/>
+        </w:rPr>
+        <w:t>[</w:t>
+      </w:r>
+      <w:proofErr w:type="spellStart"/>
+      <w:proofErr w:type="gramEnd"/>
+      <w:r>
+        <w:rPr>
+          <w:lang w:val="en-US"/>
+        </w:rPr>
+        <w:t>i</w:t>
+      </w:r>
+      <w:proofErr w:type="spellEnd"/>
+      <w:r>
+        <w:rPr>
+          <w:lang w:val="en-US"/>
+        </w:rPr>
+        <w:t xml:space="preserve"> - </w:t>
+      </w:r>
+      <w:proofErr w:type="gramStart"/>
+      <w:r>
+        <w:rPr>
+          <w:lang w:val="en-US"/>
+        </w:rPr>
+        <w:t>1][</w:t>
+      </w:r>
+      <w:proofErr w:type="gramEnd"/>
+      <w:r>
+        <w:rPr>
+          <w:lang w:val="en-US"/>
+        </w:rPr>
+        <w:t xml:space="preserve">w - </w:t>
+      </w:r>
+      <w:proofErr w:type="gramStart"/>
+      <w:r>
+        <w:rPr>
+          <w:lang w:val="en-US"/>
+        </w:rPr>
+        <w:t>peso[</w:t>
+      </w:r>
+      <w:proofErr w:type="spellStart"/>
+      <w:proofErr w:type="gramEnd"/>
+      <w:r>
+        <w:rPr>
+          <w:lang w:val="en-US"/>
+        </w:rPr>
+        <w:t>i</w:t>
+      </w:r>
+      <w:proofErr w:type="spellEnd"/>
+      <w:r>
+        <w:rPr>
+          <w:lang w:val="en-US"/>
+        </w:rPr>
+        <w:t xml:space="preserve"> - 1]] + </w:t>
+      </w:r>
+      <w:proofErr w:type="gramStart"/>
+      <w:r>
+        <w:rPr>
+          <w:lang w:val="en-US"/>
+        </w:rPr>
+        <w:t>valor[</w:t>
+      </w:r>
+      <w:proofErr w:type="spellStart"/>
+      <w:proofErr w:type="gramEnd"/>
+      <w:r>
+        <w:rPr>
+          <w:lang w:val="en-US"/>
+        </w:rPr>
+        <w:t>i</w:t>
+      </w:r>
+      <w:proofErr w:type="spellEnd"/>
+      <w:r>
+        <w:rPr>
+          <w:lang w:val="en-US"/>
+        </w:rPr>
+        <w:t xml:space="preserve"> - 1]</w:t>
+      </w:r>
+    </w:p>
+    <w:p>
+      <w:r>
+        <w:rPr>
+          <w:lang w:val="en-US"/>
+        </w:rPr>
+        <w:lastRenderedPageBreak/>
+        <w:t xml:space="preserve">          </w:t>
+      </w:r>
+      <w:r>
+        <w:t>entonces</w:t>
+      </w:r>
+    </w:p>
+    <w:p>
+      <w:r>
+        <w:t xml:space="preserve">              agregar solicitud i - 1 a seleccionadas</w:t>
+      </w:r>
+    </w:p>
+    <w:p>
+      <w:r>
+        <w:t xml:space="preserve">              w &lt;- w - </w:t>
+      </w:r>
+      <w:proofErr w:type="gramStart"/>
+      <w:r>
+        <w:t>peso[</w:t>
+      </w:r>
+      <w:proofErr w:type="gramEnd"/>
+      <w:r>
+        <w:t>i - 1]</w:t>
+      </w:r>
+    </w:p>
+    <w:p/>
+    <w:p>
+      <w:r>
+        <w:t>6. Invertir seleccionadas</w:t>
+      </w:r>
+    </w:p>
+    <w:p>
+      <w:r>
+        <w:t>7. Retornar:</w:t>
+      </w:r>
+    </w:p>
+    <w:p>
+      <w:r>
+        <w:t xml:space="preserve">      </w:t>
+      </w:r>
+      <w:proofErr w:type="spellStart"/>
+      <w:r>
+        <w:t>valor_optimo</w:t>
+      </w:r>
+      <w:proofErr w:type="spellEnd"/>
+    </w:p>
+    <w:p>
+      <w:r>
+        <w:t xml:space="preserve">      seleccionadas</w:t>
+      </w:r>
+    </w:p>
+    <w:p/>
+    <w:p>
+      <w:pPr>
         <w:rPr>
           <w:b/>
           <w:bCs/>
-        </w:rPr>
-        <w:t>seudocódigo de la tabulación</w:t>
-      </w:r>
-    </w:p>
-    <w:p>
-      <w:r>
-        <w:t>MOCHILA_01_</w:t>
-      </w:r>
-      <w:proofErr w:type="gramStart"/>
-      <w:r>
-        <w:t>TABULACION(</w:t>
-      </w:r>
-      <w:proofErr w:type="spellStart"/>
-      <w:proofErr w:type="gramEnd"/>
-      <w:r>
+          <w:lang w:val="en-US"/>
+        </w:rPr>
+      </w:pPr>
+      <w:proofErr w:type="spellStart"/>
+      <w:r>
+        <w:rPr>
+          <w:b/>
+          <w:bCs/>
+          <w:lang w:val="en-US"/>
+        </w:rPr>
+        <w:t>Pseudocódigo</w:t>
+      </w:r>
+      <w:proofErr w:type="spellEnd"/>
+      <w:r>
+        <w:rPr>
+          <w:b/>
+          <w:bCs/>
+          <w:lang w:val="en-US"/>
+        </w:rPr>
+        <w:t xml:space="preserve"> del backtracking:</w:t>
+      </w:r>
+    </w:p>
+    <w:p>
+      <w:pPr>
+        <w:rPr>
+          <w:lang w:val="en-US"/>
+        </w:rPr>
+      </w:pPr>
+      <w:r>
+        <w:rPr>
+          <w:lang w:val="en-US"/>
+        </w:rPr>
+        <w:t>BACKTRACKING_</w:t>
+      </w:r>
+      <w:proofErr w:type="gramStart"/>
+      <w:r>
+        <w:rPr>
+          <w:lang w:val="en-US"/>
+        </w:rPr>
+        <w:t>MOCHILA(</w:t>
+      </w:r>
+      <w:proofErr w:type="spellStart"/>
+      <w:proofErr w:type="gramEnd"/>
+      <w:r>
+        <w:rPr>
+          <w:lang w:val="en-US"/>
+        </w:rPr>
+        <w:t>dp</w:t>
+      </w:r>
+      <w:proofErr w:type="spellEnd"/>
+      <w:r>
+        <w:rPr>
+          <w:lang w:val="en-US"/>
+        </w:rPr>
+        <w:t>, items, W)</w:t>
+      </w:r>
+    </w:p>
+    <w:p>
+      <w:pPr>
+        <w:rPr>
+          <w:lang w:val="es-CO"/>
+        </w:rPr>
+      </w:pPr>
+      <w:r>
+        <w:rPr>
+          <w:lang w:val="es-CO"/>
+        </w:rPr>
+        <w:t>Entrada:</w:t>
+      </w:r>
+    </w:p>
+    <w:p>
+      <w:pPr>
+        <w:rPr>
+          <w:lang w:val="es-CO"/>
+        </w:rPr>
+      </w:pPr>
+      <w:r>
+        <w:rPr>
+          <w:lang w:val="es-CO"/>
+        </w:rPr>
+        <w:t xml:space="preserve">  </w:t>
+      </w:r>
+      <w:proofErr w:type="spellStart"/>
+      <w:r>
+        <w:rPr>
+          <w:lang w:val="es-CO"/>
+        </w:rPr>
+        <w:t>dp</w:t>
+      </w:r>
+      <w:proofErr w:type="spellEnd"/>
+      <w:r>
+        <w:rPr>
+          <w:lang w:val="es-CO"/>
+        </w:rPr>
+        <w:t>: tabla ya construida de tamaño (n + 1) x (W + 1)</w:t>
+      </w:r>
+    </w:p>
+    <w:p>
+      <w:pPr>
+        <w:rPr>
+          <w:lang w:val="es-CO"/>
+        </w:rPr>
+      </w:pPr>
+      <w:r>
+        <w:rPr>
+          <w:lang w:val="es-CO"/>
+        </w:rPr>
+        <w:t xml:space="preserve">  </w:t>
+      </w:r>
+      <w:proofErr w:type="spellStart"/>
+      <w:r>
+        <w:rPr>
+          <w:lang w:val="es-CO"/>
+        </w:rPr>
         <w:t>items</w:t>
       </w:r>
       <w:proofErr w:type="spellEnd"/>
       <w:r>
-        <w:t>, W)</w:t>
-      </w:r>
-    </w:p>
-    <w:p/>
-    <w:p>
-      <w:r>
-        <w:t>Entrada:</w:t>
-      </w:r>
-    </w:p>
-    <w:p>
-      <w:r>
-        <w:t xml:space="preserve">  </w:t>
-      </w:r>
-      <w:proofErr w:type="spellStart"/>
-      <w:r>
+        <w:rPr>
+          <w:lang w:val="es-CO"/>
+        </w:rPr>
+        <w:t>: arreglo de n solicitudes</w:t>
+      </w:r>
+    </w:p>
+    <w:p>
+      <w:pPr>
+        <w:rPr>
+          <w:lang w:val="es-CO"/>
+        </w:rPr>
+      </w:pPr>
+      <w:r>
+        <w:rPr>
+          <w:lang w:val="es-CO"/>
+        </w:rPr>
+        <w:t xml:space="preserve">  W: capacidad máxima</w:t>
+      </w:r>
+    </w:p>
+    <w:p>
+      <w:pPr>
+        <w:rPr>
+          <w:lang w:val="es-CO"/>
+        </w:rPr>
+      </w:pPr>
+      <w:r>
+        <w:rPr>
+          <w:lang w:val="es-CO"/>
+        </w:rPr>
+        <w:t>Salida:</w:t>
+      </w:r>
+    </w:p>
+    <w:p>
+      <w:pPr>
+        <w:rPr>
+          <w:lang w:val="es-CO"/>
+        </w:rPr>
+      </w:pPr>
+      <w:r>
+        <w:rPr>
+          <w:lang w:val="es-CO"/>
+        </w:rPr>
+        <w:t xml:space="preserve">  lista de solicitudes seleccionadas</w:t>
+      </w:r>
+    </w:p>
+    <w:p>
+      <w:pPr>
+        <w:rPr>
+          <w:lang w:val="es-CO"/>
+        </w:rPr>
+      </w:pPr>
+      <w:r>
+        <w:rPr>
+          <w:lang w:val="es-CO"/>
+        </w:rPr>
+        <w:t>1. seleccionadas &lt;- lista vacía</w:t>
+      </w:r>
+    </w:p>
+    <w:p>
+      <w:pPr>
+        <w:rPr>
+          <w:lang w:val="es-CO"/>
+        </w:rPr>
+      </w:pPr>
+      <w:r>
+        <w:rPr>
+          <w:lang w:val="es-CO"/>
+        </w:rPr>
+        <w:t>2. w &lt;- W</w:t>
+      </w:r>
+    </w:p>
+    <w:p>
+      <w:pPr>
+        <w:rPr>
+          <w:lang w:val="es-CO"/>
+        </w:rPr>
+      </w:pPr>
+      <w:r>
+        <w:rPr>
+          <w:lang w:val="es-CO"/>
+        </w:rPr>
+        <w:t xml:space="preserve">3. n &lt;- cantidad de </w:t>
+      </w:r>
+      <w:proofErr w:type="spellStart"/>
+      <w:r>
+        <w:rPr>
+          <w:lang w:val="es-CO"/>
+        </w:rPr>
         <w:t>items</w:t>
       </w:r>
       <w:proofErr w:type="spellEnd"/>
-      <w:r>
-        <w:t>: arreglo de n solicitudes</w:t>
-      </w:r>
-    </w:p>
-    <w:p>
-      <w:pPr>
-        <w:rPr>
-          <w:lang w:val="en-US"/>
-        </w:rPr>
-      </w:pPr>
-      <w:r>
-        <w:t xml:space="preserve">         </w:t>
-      </w:r>
-      <w:proofErr w:type="spellStart"/>
-      <w:r>
-        <w:rPr>
-          <w:lang w:val="en-US"/>
-        </w:rPr>
-        <w:t>cada</w:t>
+    </w:p>
+    <w:p>
+      <w:pPr>
+        <w:rPr>
+          <w:lang w:val="es-CO"/>
+        </w:rPr>
+      </w:pPr>
+      <w:r>
+        <w:rPr>
+          <w:lang w:val="es-CO"/>
+        </w:rPr>
+        <w:t>4. Para i desde n hasta 1:</w:t>
+      </w:r>
+    </w:p>
+    <w:p>
+      <w:pPr>
+        <w:rPr>
+          <w:lang w:val="en-US"/>
+        </w:rPr>
+      </w:pPr>
+      <w:r>
+        <w:rPr>
+          <w:lang w:val="es-CO"/>
+        </w:rPr>
+        <w:t xml:space="preserve">      </w:t>
+      </w:r>
+      <w:r>
+        <w:rPr>
+          <w:lang w:val="en-US"/>
+        </w:rPr>
+        <w:t xml:space="preserve">item &lt;- </w:t>
+      </w:r>
+      <w:proofErr w:type="gramStart"/>
+      <w:r>
+        <w:rPr>
+          <w:lang w:val="en-US"/>
+        </w:rPr>
+        <w:t>items[</w:t>
+      </w:r>
+      <w:proofErr w:type="spellStart"/>
+      <w:proofErr w:type="gramEnd"/>
+      <w:r>
+        <w:rPr>
+          <w:lang w:val="en-US"/>
+        </w:rPr>
+        <w:t>i</w:t>
+      </w:r>
+      <w:proofErr w:type="spellEnd"/>
+      <w:r>
+        <w:rPr>
+          <w:lang w:val="en-US"/>
+        </w:rPr>
+        <w:t xml:space="preserve"> - 1]</w:t>
+      </w:r>
+    </w:p>
+    <w:p>
+      <w:pPr>
+        <w:rPr>
+          <w:lang w:val="en-US"/>
+        </w:rPr>
+      </w:pPr>
+      <w:r>
+        <w:rPr>
+          <w:lang w:val="en-US"/>
+        </w:rPr>
+        <w:t xml:space="preserve">      </w:t>
+      </w:r>
+      <w:proofErr w:type="spellStart"/>
+      <w:r>
+        <w:rPr>
+          <w:lang w:val="en-US"/>
+        </w:rPr>
+        <w:t>si</w:t>
       </w:r>
       <w:proofErr w:type="spellEnd"/>
       <w:r>
@@ -1685,1570 +5020,480 @@
         <w:t xml:space="preserve"> </w:t>
       </w:r>
       <w:proofErr w:type="spellStart"/>
-      <w:r>
-        <w:rPr>
-          <w:lang w:val="en-US"/>
-        </w:rPr>
-        <w:t>solicitud</w:t>
-      </w:r>
-      <w:proofErr w:type="spellEnd"/>
-      <w:r>
-        <w:rPr>
-          <w:lang w:val="en-US"/>
-        </w:rPr>
+      <w:proofErr w:type="gramStart"/>
+      <w:r>
+        <w:rPr>
+          <w:lang w:val="en-US"/>
+        </w:rPr>
+        <w:t>item.peso</w:t>
+      </w:r>
+      <w:proofErr w:type="spellEnd"/>
+      <w:proofErr w:type="gramEnd"/>
+      <w:r>
+        <w:rPr>
+          <w:lang w:val="en-US"/>
+        </w:rPr>
+        <w:t xml:space="preserve"> &lt;= w</w:t>
+      </w:r>
+    </w:p>
+    <w:p>
+      <w:pPr>
+        <w:rPr>
+          <w:lang w:val="en-US"/>
+        </w:rPr>
+      </w:pPr>
+      <w:r>
+        <w:rPr>
+          <w:lang w:val="en-US"/>
+        </w:rPr>
+        <w:t xml:space="preserve">         y </w:t>
+      </w:r>
+      <w:proofErr w:type="spellStart"/>
+      <w:r>
+        <w:rPr>
+          <w:lang w:val="en-US"/>
+        </w:rPr>
+        <w:t>dp</w:t>
+      </w:r>
+      <w:proofErr w:type="spellEnd"/>
+      <w:r>
+        <w:rPr>
+          <w:lang w:val="en-US"/>
+        </w:rPr>
+        <w:t>[</w:t>
+      </w:r>
+      <w:proofErr w:type="spellStart"/>
+      <w:r>
+        <w:rPr>
+          <w:lang w:val="en-US"/>
+        </w:rPr>
+        <w:t>i</w:t>
+      </w:r>
+      <w:proofErr w:type="spellEnd"/>
+      <w:r>
+        <w:rPr>
+          <w:lang w:val="en-US"/>
+        </w:rPr>
+        <w:t>][w</w:t>
+      </w:r>
+      <w:proofErr w:type="gramStart"/>
+      <w:r>
+        <w:rPr>
+          <w:lang w:val="en-US"/>
+        </w:rPr>
+        <w:t>] !</w:t>
+      </w:r>
+      <w:proofErr w:type="gramEnd"/>
+      <w:r>
+        <w:rPr>
+          <w:lang w:val="en-US"/>
+        </w:rPr>
+        <w:t xml:space="preserve">= </w:t>
+      </w:r>
+      <w:proofErr w:type="spellStart"/>
+      <w:proofErr w:type="gramStart"/>
+      <w:r>
+        <w:rPr>
+          <w:lang w:val="en-US"/>
+        </w:rPr>
+        <w:t>dp</w:t>
+      </w:r>
+      <w:proofErr w:type="spellEnd"/>
+      <w:r>
+        <w:rPr>
+          <w:lang w:val="en-US"/>
+        </w:rPr>
+        <w:t>[</w:t>
+      </w:r>
+      <w:proofErr w:type="spellStart"/>
+      <w:proofErr w:type="gramEnd"/>
+      <w:r>
+        <w:rPr>
+          <w:lang w:val="en-US"/>
+        </w:rPr>
+        <w:t>i</w:t>
+      </w:r>
+      <w:proofErr w:type="spellEnd"/>
+      <w:r>
+        <w:rPr>
+          <w:lang w:val="en-US"/>
+        </w:rPr>
+        <w:t xml:space="preserve"> - </w:t>
+      </w:r>
+      <w:proofErr w:type="gramStart"/>
+      <w:r>
+        <w:rPr>
+          <w:lang w:val="en-US"/>
+        </w:rPr>
+        <w:t>1][</w:t>
+      </w:r>
+      <w:proofErr w:type="gramEnd"/>
+      <w:r>
+        <w:rPr>
+          <w:lang w:val="en-US"/>
+        </w:rPr>
+        <w:t>w]</w:t>
+      </w:r>
+    </w:p>
+    <w:p>
+      <w:pPr>
+        <w:rPr>
+          <w:lang w:val="en-US"/>
+        </w:rPr>
+      </w:pPr>
+      <w:r>
+        <w:rPr>
+          <w:lang w:val="en-US"/>
+        </w:rPr>
+        <w:t xml:space="preserve">         y </w:t>
+      </w:r>
+      <w:proofErr w:type="spellStart"/>
+      <w:r>
+        <w:rPr>
+          <w:lang w:val="en-US"/>
+        </w:rPr>
+        <w:t>dp</w:t>
+      </w:r>
+      <w:proofErr w:type="spellEnd"/>
+      <w:r>
+        <w:rPr>
+          <w:lang w:val="en-US"/>
+        </w:rPr>
+        <w:t>[</w:t>
+      </w:r>
+      <w:proofErr w:type="spellStart"/>
+      <w:r>
+        <w:rPr>
+          <w:lang w:val="en-US"/>
+        </w:rPr>
+        <w:t>i</w:t>
+      </w:r>
+      <w:proofErr w:type="spellEnd"/>
+      <w:r>
+        <w:rPr>
+          <w:lang w:val="en-US"/>
+        </w:rPr>
+        <w:t xml:space="preserve">][w] == </w:t>
+      </w:r>
+      <w:proofErr w:type="spellStart"/>
+      <w:proofErr w:type="gramStart"/>
+      <w:r>
+        <w:rPr>
+          <w:lang w:val="en-US"/>
+        </w:rPr>
+        <w:t>dp</w:t>
+      </w:r>
+      <w:proofErr w:type="spellEnd"/>
+      <w:r>
+        <w:rPr>
+          <w:lang w:val="en-US"/>
+        </w:rPr>
+        <w:t>[</w:t>
+      </w:r>
+      <w:proofErr w:type="spellStart"/>
+      <w:proofErr w:type="gramEnd"/>
+      <w:r>
+        <w:rPr>
+          <w:lang w:val="en-US"/>
+        </w:rPr>
+        <w:t>i</w:t>
+      </w:r>
+      <w:proofErr w:type="spellEnd"/>
+      <w:r>
+        <w:rPr>
+          <w:lang w:val="en-US"/>
+        </w:rPr>
+        <w:t xml:space="preserve"> - </w:t>
+      </w:r>
+      <w:proofErr w:type="gramStart"/>
+      <w:r>
+        <w:rPr>
+          <w:lang w:val="en-US"/>
+        </w:rPr>
+        <w:t>1][</w:t>
+      </w:r>
+      <w:proofErr w:type="gramEnd"/>
+      <w:r>
+        <w:rPr>
+          <w:lang w:val="en-US"/>
+        </w:rPr>
+        <w:t xml:space="preserve">w - </w:t>
+      </w:r>
+      <w:proofErr w:type="spellStart"/>
+      <w:proofErr w:type="gramStart"/>
+      <w:r>
+        <w:rPr>
+          <w:lang w:val="en-US"/>
+        </w:rPr>
+        <w:t>item.peso</w:t>
+      </w:r>
+      <w:proofErr w:type="spellEnd"/>
+      <w:proofErr w:type="gramEnd"/>
+      <w:r>
+        <w:rPr>
+          <w:lang w:val="en-US"/>
+        </w:rPr>
+        <w:t xml:space="preserve">] + </w:t>
+      </w:r>
+      <w:proofErr w:type="spellStart"/>
+      <w:proofErr w:type="gramStart"/>
+      <w:r>
+        <w:rPr>
+          <w:lang w:val="en-US"/>
+        </w:rPr>
+        <w:t>item.valor</w:t>
+      </w:r>
+      <w:proofErr w:type="spellEnd"/>
+      <w:proofErr w:type="gramEnd"/>
+    </w:p>
+    <w:p>
+      <w:pPr>
+        <w:rPr>
+          <w:lang w:val="es-CO"/>
+        </w:rPr>
+      </w:pPr>
+      <w:r>
+        <w:rPr>
+          <w:lang w:val="en-US"/>
+        </w:rPr>
+        <w:t xml:space="preserve">      </w:t>
+      </w:r>
+      <w:r>
+        <w:rPr>
+          <w:lang w:val="es-CO"/>
+        </w:rPr>
+        <w:t>entonces</w:t>
+      </w:r>
+    </w:p>
+    <w:p>
+      <w:pPr>
+        <w:rPr>
+          <w:lang w:val="es-CO"/>
+        </w:rPr>
+      </w:pPr>
+      <w:r>
+        <w:rPr>
+          <w:lang w:val="es-CO"/>
+        </w:rPr>
+        <w:t xml:space="preserve">          agregar </w:t>
+      </w:r>
+      <w:proofErr w:type="spellStart"/>
+      <w:r>
+        <w:rPr>
+          <w:lang w:val="es-CO"/>
+        </w:rPr>
+        <w:t>item</w:t>
+      </w:r>
+      <w:proofErr w:type="spellEnd"/>
+      <w:r>
+        <w:rPr>
+          <w:lang w:val="es-CO"/>
+        </w:rPr>
+        <w:t xml:space="preserve"> a seleccionadas</w:t>
+      </w:r>
+    </w:p>
+    <w:p>
+      <w:pPr>
+        <w:rPr>
+          <w:lang w:val="es-CO"/>
+        </w:rPr>
+      </w:pPr>
+      <w:r>
+        <w:rPr>
+          <w:lang w:val="es-CO"/>
+        </w:rPr>
+        <w:t xml:space="preserve">          w &lt;- w - </w:t>
+      </w:r>
+      <w:proofErr w:type="spellStart"/>
+      <w:r>
+        <w:rPr>
+          <w:lang w:val="es-CO"/>
+        </w:rPr>
+        <w:t>item.peso</w:t>
+      </w:r>
+      <w:proofErr w:type="spellEnd"/>
+    </w:p>
+    <w:p>
+      <w:pPr>
+        <w:rPr>
+          <w:lang w:val="es-CO"/>
+        </w:rPr>
+      </w:pPr>
+      <w:r>
+        <w:rPr>
+          <w:lang w:val="es-CO"/>
+        </w:rPr>
+        <w:lastRenderedPageBreak/>
+        <w:t>5. Invertir seleccionadas</w:t>
+      </w:r>
+    </w:p>
+    <w:p>
+      <w:pPr>
+        <w:rPr>
+          <w:lang w:val="es-CO"/>
+        </w:rPr>
+      </w:pPr>
+      <w:r>
+        <w:rPr>
+          <w:lang w:val="es-CO"/>
+        </w:rPr>
+        <w:t>6. Retornar seleccionadas</w:t>
+      </w:r>
+    </w:p>
+    <w:p>
+      <w:pPr>
+        <w:pStyle w:val="Ttulo1"/>
+        <w:rPr>
+          <w:color w:val="000000" w:themeColor="text1"/>
+        </w:rPr>
+      </w:pPr>
+      <w:r>
+        <w:rPr>
+          <w:color w:val="000000" w:themeColor="text1"/>
+        </w:rPr>
+        <w:t>6. Integración del pipeline</w:t>
+      </w:r>
+    </w:p>
+    <w:p>
+      <w:r>
+        <w:t>Diagrama de flujo del programa completo; cómo la salida del Módulo A alimenta al Módulo C.</w:t>
+      </w:r>
+    </w:p>
+    <w:p>
+      <w:pPr>
+        <w:pStyle w:val="Ttulo1"/>
+        <w:rPr>
+          <w:color w:val="000000" w:themeColor="text1"/>
+        </w:rPr>
+      </w:pPr>
+      <w:r>
+        <w:rPr>
+          <w:color w:val="000000" w:themeColor="text1"/>
+        </w:rPr>
+        <w:t>7. Conclusiones</w:t>
+      </w:r>
+    </w:p>
+    <w:p>
+      <w:r>
+        <w:t>Comparación de los tres paradigmas en términos de garantías de optimalidad y complejidad; reflexión sobre el comportamiento en datos reales frente a instancias sintéticas.</w:t>
+      </w:r>
+    </w:p>
+    <w:p>
+      <w:r>
+        <w:br w:type="page"/>
+      </w:r>
+    </w:p>
+    <w:p>
+      <w:pPr>
+        <w:pStyle w:val="Ttulo1"/>
+        <w:rPr>
+          <w:color w:val="000000" w:themeColor="text1"/>
+        </w:rPr>
+      </w:pPr>
+      <w:r>
+        <w:rPr>
+          <w:color w:val="000000" w:themeColor="text1"/>
+        </w:rPr>
+        <w:lastRenderedPageBreak/>
+        <w:t>8. Herramientas utilizadas</w:t>
+      </w:r>
+    </w:p>
+    <w:p>
+      <w:r>
+        <w:t>Citación explícita de cualquier herramienta de IA generativa usada (ver Sección 7).</w:t>
+      </w:r>
+    </w:p>
+    <w:p>
+      <w:r>
+        <w:t xml:space="preserve">Se utilizó </w:t>
+      </w:r>
+      <w:proofErr w:type="spellStart"/>
+      <w:r>
+        <w:t>ChatGPT</w:t>
+      </w:r>
+      <w:proofErr w:type="spellEnd"/>
+      <w:r>
+        <w:t xml:space="preserve"> Modulo 5.5 versión Pro, </w:t>
+      </w:r>
+      <w:proofErr w:type="spellStart"/>
+      <w:r>
+        <w:t>Copilot</w:t>
+      </w:r>
+      <w:proofErr w:type="spellEnd"/>
+      <w:r>
         <w:t xml:space="preserve"> </w:t>
       </w:r>
-      <w:proofErr w:type="spellStart"/>
-      <w:r>
-        <w:rPr>
-          <w:lang w:val="en-US"/>
-        </w:rPr>
-        <w:t>i</w:t>
-      </w:r>
-      <w:proofErr w:type="spellEnd"/>
-      <w:r>
-        <w:rPr>
-          <w:lang w:val="en-US"/>
-        </w:rPr>
-        <w:t xml:space="preserve"> </w:t>
-      </w:r>
-      <w:proofErr w:type="spellStart"/>
-      <w:r>
-        <w:rPr>
-          <w:lang w:val="en-US"/>
-        </w:rPr>
-        <w:t>tiene</w:t>
-      </w:r>
-      <w:proofErr w:type="spellEnd"/>
-      <w:r>
-        <w:rPr>
-          <w:lang w:val="en-US"/>
-        </w:rPr>
-        <w:t>:</w:t>
-      </w:r>
-    </w:p>
-    <w:p>
-      <w:pPr>
-        <w:rPr>
-          <w:lang w:val="en-US"/>
-        </w:rPr>
-      </w:pPr>
-      <w:r>
-        <w:rPr>
-          <w:lang w:val="en-US"/>
-        </w:rPr>
-        <w:t xml:space="preserve">           peso[</w:t>
-      </w:r>
-      <w:proofErr w:type="spellStart"/>
-      <w:r>
-        <w:rPr>
-          <w:lang w:val="en-US"/>
-        </w:rPr>
-        <w:t>i</w:t>
-      </w:r>
-      <w:proofErr w:type="spellEnd"/>
-      <w:proofErr w:type="gramStart"/>
-      <w:r>
-        <w:rPr>
-          <w:lang w:val="en-US"/>
-        </w:rPr>
-        <w:t>]  =</w:t>
-      </w:r>
-      <w:proofErr w:type="gramEnd"/>
-      <w:r>
-        <w:rPr>
-          <w:lang w:val="en-US"/>
-        </w:rPr>
-        <w:t xml:space="preserve"> </w:t>
-      </w:r>
-      <w:proofErr w:type="gramStart"/>
-      <w:r>
-        <w:rPr>
-          <w:lang w:val="en-US"/>
-        </w:rPr>
-        <w:t>round(</w:t>
-      </w:r>
-      <w:proofErr w:type="spellStart"/>
-      <w:proofErr w:type="gramEnd"/>
-      <w:r>
-        <w:rPr>
-          <w:lang w:val="en-US"/>
-        </w:rPr>
-        <w:t>TotalCharges</w:t>
-      </w:r>
-      <w:proofErr w:type="spellEnd"/>
-      <w:r>
-        <w:rPr>
-          <w:lang w:val="en-US"/>
-        </w:rPr>
-        <w:t>)</w:t>
-      </w:r>
-    </w:p>
-    <w:p>
-      <w:r>
-        <w:rPr>
-          <w:lang w:val="en-US"/>
-        </w:rPr>
-        <w:t xml:space="preserve">           </w:t>
-      </w:r>
-      <w:r>
-        <w:t xml:space="preserve">valor[i] = </w:t>
-      </w:r>
-      <w:proofErr w:type="gramStart"/>
-      <w:r>
-        <w:t>round(</w:t>
-      </w:r>
-      <w:proofErr w:type="spellStart"/>
-      <w:proofErr w:type="gramEnd"/>
-      <w:r>
-        <w:t>MonthlyCharges</w:t>
-      </w:r>
-      <w:proofErr w:type="spellEnd"/>
-      <w:r>
-        <w:t xml:space="preserve"> * 10)</w:t>
-      </w:r>
-    </w:p>
-    <w:p>
-      <w:r>
-        <w:t xml:space="preserve">  W: capacidad máxima de ancho de banda</w:t>
-      </w:r>
-    </w:p>
-    <w:p/>
-    <w:p>
-      <w:r>
-        <w:t>Salida:</w:t>
-      </w:r>
-    </w:p>
-    <w:p>
-      <w:r>
-        <w:t xml:space="preserve">  valor óptimo total</w:t>
-      </w:r>
-    </w:p>
-    <w:p>
-      <w:r>
-        <w:t xml:space="preserve">  solicitudes seleccionadas</w:t>
-      </w:r>
-    </w:p>
-    <w:p/>
-    <w:p>
-      <w:r>
-        <w:t>1. n &lt;- cantidad de solicitudes</w:t>
-      </w:r>
-    </w:p>
-    <w:p/>
-    <w:p>
-      <w:r>
-        <w:t xml:space="preserve">2. Crear tabla </w:t>
-      </w:r>
-      <w:proofErr w:type="spellStart"/>
-      <w:r>
-        <w:t>dp</w:t>
-      </w:r>
-      <w:proofErr w:type="spellEnd"/>
-      <w:r>
-        <w:t xml:space="preserve"> de tamaño (n + 1) x (W + 1)</w:t>
-      </w:r>
-    </w:p>
-    <w:p>
-      <w:r>
-        <w:t xml:space="preserve">   inicializada en 0</w:t>
-      </w:r>
-    </w:p>
-    <w:p/>
-    <w:p>
-      <w:r>
-        <w:t>3. Para i desde 1 hasta n:</w:t>
-      </w:r>
-    </w:p>
-    <w:p>
-      <w:r>
-        <w:t xml:space="preserve">      Para w desde 0 hasta W:</w:t>
-      </w:r>
-    </w:p>
-    <w:p/>
-    <w:p>
-      <w:r>
-        <w:t xml:space="preserve">          </w:t>
-      </w:r>
-      <w:proofErr w:type="spellStart"/>
-      <w:r>
-        <w:t>si</w:t>
-      </w:r>
-      <w:proofErr w:type="spellEnd"/>
-      <w:r>
-        <w:t xml:space="preserve"> </w:t>
-      </w:r>
-      <w:proofErr w:type="gramStart"/>
-      <w:r>
-        <w:t>peso[</w:t>
-      </w:r>
-      <w:proofErr w:type="gramEnd"/>
-      <w:r>
-        <w:t>i - 1] &gt; w entonces</w:t>
-      </w:r>
-    </w:p>
-    <w:p>
-      <w:r>
-        <w:t xml:space="preserve">              </w:t>
-      </w:r>
-      <w:proofErr w:type="spellStart"/>
-      <w:r>
-        <w:t>dp</w:t>
-      </w:r>
-      <w:proofErr w:type="spellEnd"/>
-      <w:r>
-        <w:t xml:space="preserve">[i][w] &lt;- </w:t>
-      </w:r>
-      <w:proofErr w:type="spellStart"/>
-      <w:proofErr w:type="gramStart"/>
-      <w:r>
-        <w:t>dp</w:t>
-      </w:r>
-      <w:proofErr w:type="spellEnd"/>
-      <w:r>
-        <w:t>[</w:t>
-      </w:r>
-      <w:proofErr w:type="gramEnd"/>
-      <w:r>
-        <w:t>i - 1][w]</w:t>
-      </w:r>
-    </w:p>
-    <w:p/>
-    <w:p>
-      <w:r>
-        <w:t xml:space="preserve">          si no</w:t>
-      </w:r>
-    </w:p>
-    <w:p>
-      <w:r>
-        <w:t xml:space="preserve">              </w:t>
-      </w:r>
-      <w:proofErr w:type="spellStart"/>
-      <w:r>
-        <w:t>no_tomar</w:t>
-      </w:r>
-      <w:proofErr w:type="spellEnd"/>
-      <w:r>
-        <w:t xml:space="preserve"> &lt;- </w:t>
-      </w:r>
-      <w:proofErr w:type="spellStart"/>
-      <w:proofErr w:type="gramStart"/>
-      <w:r>
-        <w:t>dp</w:t>
-      </w:r>
-      <w:proofErr w:type="spellEnd"/>
-      <w:r>
-        <w:t>[</w:t>
-      </w:r>
-      <w:proofErr w:type="gramEnd"/>
-      <w:r>
-        <w:t>i - 1][w]</w:t>
-      </w:r>
-    </w:p>
-    <w:p>
-      <w:r>
-        <w:t xml:space="preserve">              tomar &lt;- </w:t>
-      </w:r>
-      <w:proofErr w:type="spellStart"/>
-      <w:proofErr w:type="gramStart"/>
-      <w:r>
-        <w:t>dp</w:t>
-      </w:r>
-      <w:proofErr w:type="spellEnd"/>
-      <w:r>
-        <w:t>[</w:t>
-      </w:r>
-      <w:proofErr w:type="gramEnd"/>
-      <w:r>
-        <w:t>i - 1</w:t>
-      </w:r>
-      <w:proofErr w:type="gramStart"/>
-      <w:r>
-        <w:t>][</w:t>
-      </w:r>
-      <w:proofErr w:type="gramEnd"/>
-      <w:r>
-        <w:t xml:space="preserve">w - </w:t>
-      </w:r>
-      <w:proofErr w:type="gramStart"/>
-      <w:r>
-        <w:t>peso[</w:t>
-      </w:r>
-      <w:proofErr w:type="gramEnd"/>
-      <w:r>
-        <w:t xml:space="preserve">i - 1]] + </w:t>
-      </w:r>
-      <w:proofErr w:type="gramStart"/>
-      <w:r>
-        <w:t>valor[</w:t>
-      </w:r>
-      <w:proofErr w:type="gramEnd"/>
-      <w:r>
-        <w:t>i - 1]</w:t>
-      </w:r>
-    </w:p>
-    <w:p/>
-    <w:p>
-      <w:r>
-        <w:t xml:space="preserve">              </w:t>
-      </w:r>
-      <w:proofErr w:type="spellStart"/>
-      <w:r>
-        <w:t>dp</w:t>
-      </w:r>
-      <w:proofErr w:type="spellEnd"/>
-      <w:r>
-        <w:t xml:space="preserve">[i][w] &lt;- </w:t>
-      </w:r>
-      <w:proofErr w:type="spellStart"/>
-      <w:proofErr w:type="gramStart"/>
-      <w:r>
-        <w:t>max</w:t>
-      </w:r>
-      <w:proofErr w:type="spellEnd"/>
-      <w:r>
-        <w:t>(</w:t>
-      </w:r>
-      <w:proofErr w:type="spellStart"/>
-      <w:proofErr w:type="gramEnd"/>
-      <w:r>
-        <w:t>no_tomar</w:t>
-      </w:r>
-      <w:proofErr w:type="spellEnd"/>
-      <w:r>
-        <w:t>, tomar)</w:t>
-      </w:r>
-    </w:p>
-    <w:p/>
-    <w:p>
-      <w:r>
-        <w:t xml:space="preserve">4. </w:t>
-      </w:r>
-      <w:proofErr w:type="spellStart"/>
-      <w:r>
-        <w:t>valor_optimo</w:t>
-      </w:r>
-      <w:proofErr w:type="spellEnd"/>
-      <w:r>
-        <w:t xml:space="preserve"> &lt;- </w:t>
-      </w:r>
-      <w:proofErr w:type="spellStart"/>
-      <w:r>
-        <w:t>dp</w:t>
-      </w:r>
-      <w:proofErr w:type="spellEnd"/>
-      <w:r>
-        <w:t>[n][W]</w:t>
-      </w:r>
-    </w:p>
-    <w:p/>
-    <w:p>
-      <w:r>
-        <w:t>5. Reconstruir solución:</w:t>
-      </w:r>
-    </w:p>
-    <w:p>
-      <w:r>
-        <w:t xml:space="preserve">      seleccionadas &lt;- lista vacía</w:t>
-      </w:r>
-    </w:p>
-    <w:p>
-      <w:r>
-        <w:t xml:space="preserve">      w &lt;- W</w:t>
-      </w:r>
-    </w:p>
-    <w:p/>
-    <w:p>
-      <w:r>
-        <w:t xml:space="preserve">      Para i desde n hasta 1:</w:t>
-      </w:r>
-    </w:p>
-    <w:p/>
-    <w:p>
-      <w:pPr>
-        <w:rPr>
-          <w:lang w:val="en-US"/>
-        </w:rPr>
-      </w:pPr>
-      <w:r>
-        <w:t xml:space="preserve">          </w:t>
-      </w:r>
-      <w:proofErr w:type="spellStart"/>
-      <w:r>
-        <w:rPr>
-          <w:lang w:val="en-US"/>
-        </w:rPr>
-        <w:t>si</w:t>
-      </w:r>
-      <w:proofErr w:type="spellEnd"/>
-      <w:r>
-        <w:rPr>
-          <w:lang w:val="en-US"/>
-        </w:rPr>
-        <w:t xml:space="preserve"> </w:t>
-      </w:r>
-      <w:proofErr w:type="gramStart"/>
-      <w:r>
-        <w:rPr>
-          <w:lang w:val="en-US"/>
-        </w:rPr>
-        <w:t>peso[</w:t>
-      </w:r>
-      <w:proofErr w:type="spellStart"/>
-      <w:proofErr w:type="gramEnd"/>
-      <w:r>
-        <w:rPr>
-          <w:lang w:val="en-US"/>
-        </w:rPr>
-        <w:t>i</w:t>
-      </w:r>
-      <w:proofErr w:type="spellEnd"/>
-      <w:r>
-        <w:rPr>
-          <w:lang w:val="en-US"/>
-        </w:rPr>
-        <w:t xml:space="preserve"> - 1] &lt;= w</w:t>
-      </w:r>
-    </w:p>
-    <w:p>
-      <w:pPr>
-        <w:rPr>
-          <w:lang w:val="en-US"/>
-        </w:rPr>
-      </w:pPr>
-      <w:r>
-        <w:rPr>
-          <w:lang w:val="en-US"/>
-        </w:rPr>
-        <w:t xml:space="preserve">             y </w:t>
-      </w:r>
-      <w:proofErr w:type="spellStart"/>
-      <w:r>
-        <w:rPr>
-          <w:lang w:val="en-US"/>
-        </w:rPr>
-        <w:t>dp</w:t>
-      </w:r>
-      <w:proofErr w:type="spellEnd"/>
-      <w:r>
-        <w:rPr>
-          <w:lang w:val="en-US"/>
-        </w:rPr>
-        <w:t>[</w:t>
-      </w:r>
-      <w:proofErr w:type="spellStart"/>
-      <w:r>
-        <w:rPr>
-          <w:lang w:val="en-US"/>
-        </w:rPr>
-        <w:t>i</w:t>
-      </w:r>
-      <w:proofErr w:type="spellEnd"/>
-      <w:r>
-        <w:rPr>
-          <w:lang w:val="en-US"/>
-        </w:rPr>
-        <w:t>][w</w:t>
-      </w:r>
-      <w:proofErr w:type="gramStart"/>
-      <w:r>
-        <w:rPr>
-          <w:lang w:val="en-US"/>
-        </w:rPr>
-        <w:t>] !</w:t>
-      </w:r>
-      <w:proofErr w:type="gramEnd"/>
-      <w:r>
-        <w:rPr>
-          <w:lang w:val="en-US"/>
-        </w:rPr>
-        <w:t xml:space="preserve">= </w:t>
-      </w:r>
-      <w:proofErr w:type="spellStart"/>
-      <w:proofErr w:type="gramStart"/>
-      <w:r>
-        <w:rPr>
-          <w:lang w:val="en-US"/>
-        </w:rPr>
-        <w:t>dp</w:t>
-      </w:r>
-      <w:proofErr w:type="spellEnd"/>
-      <w:r>
-        <w:rPr>
-          <w:lang w:val="en-US"/>
-        </w:rPr>
-        <w:t>[</w:t>
-      </w:r>
-      <w:proofErr w:type="spellStart"/>
-      <w:proofErr w:type="gramEnd"/>
-      <w:r>
-        <w:rPr>
-          <w:lang w:val="en-US"/>
-        </w:rPr>
-        <w:t>i</w:t>
-      </w:r>
-      <w:proofErr w:type="spellEnd"/>
-      <w:r>
-        <w:rPr>
-          <w:lang w:val="en-US"/>
-        </w:rPr>
-        <w:t xml:space="preserve"> - </w:t>
-      </w:r>
-      <w:proofErr w:type="gramStart"/>
-      <w:r>
-        <w:rPr>
-          <w:lang w:val="en-US"/>
-        </w:rPr>
-        <w:t>1][</w:t>
-      </w:r>
-      <w:proofErr w:type="gramEnd"/>
-      <w:r>
-        <w:rPr>
-          <w:lang w:val="en-US"/>
-        </w:rPr>
-        <w:t>w]</w:t>
-      </w:r>
-    </w:p>
-    <w:p>
-      <w:pPr>
-        <w:rPr>
-          <w:lang w:val="en-US"/>
-        </w:rPr>
-      </w:pPr>
-      <w:r>
-        <w:rPr>
-          <w:lang w:val="en-US"/>
-        </w:rPr>
-        <w:t xml:space="preserve">             y </w:t>
-      </w:r>
-      <w:proofErr w:type="spellStart"/>
-      <w:r>
-        <w:rPr>
-          <w:lang w:val="en-US"/>
-        </w:rPr>
-        <w:t>dp</w:t>
-      </w:r>
-      <w:proofErr w:type="spellEnd"/>
-      <w:r>
-        <w:rPr>
-          <w:lang w:val="en-US"/>
-        </w:rPr>
-        <w:t>[</w:t>
-      </w:r>
-      <w:proofErr w:type="spellStart"/>
-      <w:r>
-        <w:rPr>
-          <w:lang w:val="en-US"/>
-        </w:rPr>
-        <w:t>i</w:t>
-      </w:r>
-      <w:proofErr w:type="spellEnd"/>
-      <w:r>
-        <w:rPr>
-          <w:lang w:val="en-US"/>
-        </w:rPr>
-        <w:t xml:space="preserve">][w] == </w:t>
-      </w:r>
-      <w:proofErr w:type="spellStart"/>
-      <w:proofErr w:type="gramStart"/>
-      <w:r>
-        <w:rPr>
-          <w:lang w:val="en-US"/>
-        </w:rPr>
-        <w:t>dp</w:t>
-      </w:r>
-      <w:proofErr w:type="spellEnd"/>
-      <w:r>
-        <w:rPr>
-          <w:lang w:val="en-US"/>
-        </w:rPr>
-        <w:t>[</w:t>
-      </w:r>
-      <w:proofErr w:type="spellStart"/>
-      <w:proofErr w:type="gramEnd"/>
-      <w:r>
-        <w:rPr>
-          <w:lang w:val="en-US"/>
-        </w:rPr>
-        <w:t>i</w:t>
-      </w:r>
-      <w:proofErr w:type="spellEnd"/>
-      <w:r>
-        <w:rPr>
-          <w:lang w:val="en-US"/>
-        </w:rPr>
-        <w:t xml:space="preserve"> - </w:t>
-      </w:r>
-      <w:proofErr w:type="gramStart"/>
-      <w:r>
-        <w:rPr>
-          <w:lang w:val="en-US"/>
-        </w:rPr>
-        <w:t>1][</w:t>
-      </w:r>
-      <w:proofErr w:type="gramEnd"/>
-      <w:r>
-        <w:rPr>
-          <w:lang w:val="en-US"/>
-        </w:rPr>
-        <w:t xml:space="preserve">w - </w:t>
-      </w:r>
-      <w:proofErr w:type="gramStart"/>
-      <w:r>
-        <w:rPr>
-          <w:lang w:val="en-US"/>
-        </w:rPr>
-        <w:t>peso[</w:t>
-      </w:r>
-      <w:proofErr w:type="spellStart"/>
-      <w:proofErr w:type="gramEnd"/>
-      <w:r>
-        <w:rPr>
-          <w:lang w:val="en-US"/>
-        </w:rPr>
-        <w:t>i</w:t>
-      </w:r>
-      <w:proofErr w:type="spellEnd"/>
-      <w:r>
-        <w:rPr>
-          <w:lang w:val="en-US"/>
-        </w:rPr>
-        <w:t xml:space="preserve"> - 1]] + </w:t>
-      </w:r>
-      <w:proofErr w:type="gramStart"/>
-      <w:r>
-        <w:rPr>
-          <w:lang w:val="en-US"/>
-        </w:rPr>
-        <w:t>valor[</w:t>
-      </w:r>
-      <w:proofErr w:type="spellStart"/>
-      <w:proofErr w:type="gramEnd"/>
-      <w:r>
-        <w:rPr>
-          <w:lang w:val="en-US"/>
-        </w:rPr>
-        <w:t>i</w:t>
-      </w:r>
-      <w:proofErr w:type="spellEnd"/>
-      <w:r>
-        <w:rPr>
-          <w:lang w:val="en-US"/>
-        </w:rPr>
-        <w:t xml:space="preserve"> - 1]</w:t>
-      </w:r>
-    </w:p>
-    <w:p>
-      <w:r>
-        <w:rPr>
-          <w:lang w:val="en-US"/>
-        </w:rPr>
-        <w:t xml:space="preserve">          </w:t>
-      </w:r>
-      <w:r>
-        <w:t>entonces</w:t>
-      </w:r>
-    </w:p>
-    <w:p>
-      <w:r>
-        <w:t xml:space="preserve">              agregar solicitud i - 1 a seleccionadas</w:t>
-      </w:r>
-    </w:p>
-    <w:p>
-      <w:r>
-        <w:t xml:space="preserve">              w &lt;- w - </w:t>
-      </w:r>
-      <w:proofErr w:type="gramStart"/>
-      <w:r>
-        <w:t>peso[</w:t>
-      </w:r>
-      <w:proofErr w:type="gramEnd"/>
-      <w:r>
-        <w:t>i - 1]</w:t>
-      </w:r>
-    </w:p>
-    <w:p/>
-    <w:p>
-      <w:r>
-        <w:t>6. Invertir seleccionadas</w:t>
-      </w:r>
-    </w:p>
-    <w:p/>
-    <w:p>
-      <w:r>
-        <w:t>7. Retornar:</w:t>
-      </w:r>
-    </w:p>
-    <w:p>
-      <w:r>
-        <w:t xml:space="preserve">      </w:t>
-      </w:r>
-      <w:proofErr w:type="spellStart"/>
-      <w:r>
-        <w:t>valor_optimo</w:t>
-      </w:r>
-      <w:proofErr w:type="spellEnd"/>
-    </w:p>
-    <w:p>
-      <w:r>
-        <w:t xml:space="preserve">      seleccionadas</w:t>
+      <w:r>
+        <w:t xml:space="preserve">plan gratuito, </w:t>
+      </w:r>
+      <w:r>
+        <w:t xml:space="preserve">como herramienta de apoyo para aclarar conceptos sobre Programación Dinámica, formulación de la recurrencia de Mochila 0-1, </w:t>
+      </w:r>
+      <w:r>
+        <w:t>corrección</w:t>
+      </w:r>
+      <w:r>
+        <w:t xml:space="preserve"> de </w:t>
+      </w:r>
+      <w:proofErr w:type="spellStart"/>
+      <w:r>
+        <w:t>pseudopolinomialidad</w:t>
+      </w:r>
+      <w:proofErr w:type="spellEnd"/>
+      <w:r>
+        <w:t xml:space="preserve"> y comprensión del fallo del enfoque codicioso. El código final fue comprendido, adaptado y validado manualmente por </w:t>
+      </w:r>
+      <w:r>
+        <w:t xml:space="preserve">nuestro </w:t>
+      </w:r>
+      <w:r>
+        <w:t>equipo</w:t>
+      </w:r>
+      <w:r>
+        <w:t xml:space="preserve"> de trabajo</w:t>
+      </w:r>
+      <w:r>
+        <w:t>.</w:t>
       </w:r>
     </w:p>
     <w:p/>
     <w:p/>
     <w:p/>
+    <w:p>
+      <w:pPr>
+        <w:pStyle w:val="Ttulo1"/>
+        <w:rPr>
+          <w:color w:val="000000" w:themeColor="text1"/>
+        </w:rPr>
+      </w:pPr>
+      <w:r>
+        <w:rPr>
+          <w:color w:val="000000" w:themeColor="text1"/>
+        </w:rPr>
+        <w:t>9. Referencias</w:t>
+      </w:r>
+    </w:p>
+    <w:p>
+      <w:proofErr w:type="spellStart"/>
+      <w:r>
+        <w:t>Dataset</w:t>
+      </w:r>
+      <w:proofErr w:type="spellEnd"/>
+      <w:r>
+        <w:t xml:space="preserve"> de </w:t>
+      </w:r>
+      <w:proofErr w:type="spellStart"/>
+      <w:r>
+        <w:t>Kaggle</w:t>
+      </w:r>
+      <w:proofErr w:type="spellEnd"/>
+      <w:r>
+        <w:t>, material del curso, bibliografía consultada.</w:t>
+      </w:r>
+    </w:p>
     <w:p/>
-    <w:p/>
-    <w:p>
-      <w:pPr>
-        <w:rPr>
-          <w:b/>
-          <w:bCs/>
-          <w:lang w:val="en-US"/>
-        </w:rPr>
-      </w:pPr>
-      <w:proofErr w:type="spellStart"/>
-      <w:r>
-        <w:rPr>
-          <w:b/>
-          <w:bCs/>
-          <w:lang w:val="en-US"/>
-        </w:rPr>
-        <w:lastRenderedPageBreak/>
-        <w:t>P</w:t>
-      </w:r>
-      <w:r>
-        <w:rPr>
-          <w:b/>
-          <w:bCs/>
-          <w:lang w:val="en-US"/>
-        </w:rPr>
-        <w:t>seudocódigo</w:t>
-      </w:r>
-      <w:proofErr w:type="spellEnd"/>
-      <w:r>
-        <w:rPr>
-          <w:b/>
-          <w:bCs/>
-          <w:lang w:val="en-US"/>
-        </w:rPr>
-        <w:t xml:space="preserve"> del backtracking</w:t>
-      </w:r>
-      <w:r>
-        <w:rPr>
-          <w:b/>
-          <w:bCs/>
-          <w:lang w:val="en-US"/>
-        </w:rPr>
-        <w:t>:</w:t>
-      </w:r>
-    </w:p>
-    <w:p>
-      <w:pPr>
-        <w:rPr>
-          <w:lang w:val="en-US"/>
-        </w:rPr>
-      </w:pPr>
-      <w:r>
-        <w:rPr>
-          <w:lang w:val="en-US"/>
-        </w:rPr>
-        <w:t>BACKTRACKING_</w:t>
-      </w:r>
-      <w:proofErr w:type="gramStart"/>
-      <w:r>
-        <w:rPr>
-          <w:lang w:val="en-US"/>
-        </w:rPr>
-        <w:t>MOCHILA(</w:t>
-      </w:r>
-      <w:proofErr w:type="spellStart"/>
-      <w:proofErr w:type="gramEnd"/>
-      <w:r>
-        <w:rPr>
-          <w:lang w:val="en-US"/>
-        </w:rPr>
-        <w:t>dp</w:t>
-      </w:r>
-      <w:proofErr w:type="spellEnd"/>
-      <w:r>
-        <w:rPr>
-          <w:lang w:val="en-US"/>
-        </w:rPr>
-        <w:t>, items, W)</w:t>
-      </w:r>
-    </w:p>
-    <w:p>
-      <w:pPr>
-        <w:rPr>
-          <w:lang w:val="en-US"/>
-        </w:rPr>
-      </w:pPr>
-    </w:p>
-    <w:p>
-      <w:pPr>
-        <w:rPr>
-          <w:lang w:val="es-CO"/>
-        </w:rPr>
-      </w:pPr>
-      <w:r>
-        <w:rPr>
-          <w:lang w:val="es-CO"/>
-        </w:rPr>
-        <w:t>Entrada:</w:t>
-      </w:r>
-    </w:p>
-    <w:p>
-      <w:pPr>
-        <w:rPr>
-          <w:lang w:val="es-CO"/>
-        </w:rPr>
-      </w:pPr>
-      <w:r>
-        <w:rPr>
-          <w:lang w:val="es-CO"/>
-        </w:rPr>
-        <w:t xml:space="preserve">  </w:t>
-      </w:r>
-      <w:proofErr w:type="spellStart"/>
-      <w:r>
-        <w:rPr>
-          <w:lang w:val="es-CO"/>
-        </w:rPr>
-        <w:t>dp</w:t>
-      </w:r>
-      <w:proofErr w:type="spellEnd"/>
-      <w:r>
-        <w:rPr>
-          <w:lang w:val="es-CO"/>
-        </w:rPr>
-        <w:t>: tabla ya construida de tamaño (n + 1) x (W + 1)</w:t>
-      </w:r>
-    </w:p>
-    <w:p>
-      <w:pPr>
-        <w:rPr>
-          <w:lang w:val="es-CO"/>
-        </w:rPr>
-      </w:pPr>
-      <w:r>
-        <w:rPr>
-          <w:lang w:val="es-CO"/>
-        </w:rPr>
-        <w:t xml:space="preserve">  </w:t>
-      </w:r>
-      <w:proofErr w:type="spellStart"/>
-      <w:r>
-        <w:rPr>
-          <w:lang w:val="es-CO"/>
-        </w:rPr>
-        <w:t>items</w:t>
-      </w:r>
-      <w:proofErr w:type="spellEnd"/>
-      <w:r>
-        <w:rPr>
-          <w:lang w:val="es-CO"/>
-        </w:rPr>
-        <w:t>: arreglo de n solicitudes</w:t>
-      </w:r>
-    </w:p>
-    <w:p>
-      <w:pPr>
-        <w:rPr>
-          <w:lang w:val="es-CO"/>
-        </w:rPr>
-      </w:pPr>
-      <w:r>
-        <w:rPr>
-          <w:lang w:val="es-CO"/>
-        </w:rPr>
-        <w:t xml:space="preserve">  W: capacidad máxima</w:t>
-      </w:r>
-    </w:p>
-    <w:p>
-      <w:pPr>
-        <w:rPr>
-          <w:lang w:val="es-CO"/>
-        </w:rPr>
-      </w:pPr>
-    </w:p>
-    <w:p>
-      <w:pPr>
-        <w:rPr>
-          <w:lang w:val="es-CO"/>
-        </w:rPr>
-      </w:pPr>
-      <w:r>
-        <w:rPr>
-          <w:lang w:val="es-CO"/>
-        </w:rPr>
-        <w:t>Salida:</w:t>
-      </w:r>
-    </w:p>
-    <w:p>
-      <w:pPr>
-        <w:rPr>
-          <w:lang w:val="es-CO"/>
-        </w:rPr>
-      </w:pPr>
-      <w:r>
-        <w:rPr>
-          <w:lang w:val="es-CO"/>
-        </w:rPr>
-        <w:t xml:space="preserve">  lista de solicitudes seleccionadas</w:t>
-      </w:r>
-    </w:p>
-    <w:p>
-      <w:pPr>
-        <w:rPr>
-          <w:lang w:val="es-CO"/>
-        </w:rPr>
-      </w:pPr>
-    </w:p>
-    <w:p>
-      <w:pPr>
-        <w:rPr>
-          <w:lang w:val="es-CO"/>
-        </w:rPr>
-      </w:pPr>
-      <w:r>
-        <w:rPr>
-          <w:lang w:val="es-CO"/>
-        </w:rPr>
-        <w:t>1. seleccionadas &lt;- lista vacía</w:t>
-      </w:r>
-    </w:p>
-    <w:p>
-      <w:pPr>
-        <w:rPr>
-          <w:lang w:val="es-CO"/>
-        </w:rPr>
-      </w:pPr>
-      <w:r>
-        <w:rPr>
-          <w:lang w:val="es-CO"/>
-        </w:rPr>
-        <w:t>2. w &lt;- W</w:t>
-      </w:r>
-    </w:p>
-    <w:p>
-      <w:pPr>
-        <w:rPr>
-          <w:lang w:val="es-CO"/>
-        </w:rPr>
-      </w:pPr>
-      <w:r>
-        <w:rPr>
-          <w:lang w:val="es-CO"/>
-        </w:rPr>
-        <w:t xml:space="preserve">3. n &lt;- cantidad de </w:t>
-      </w:r>
-      <w:proofErr w:type="spellStart"/>
-      <w:r>
-        <w:rPr>
-          <w:lang w:val="es-CO"/>
-        </w:rPr>
-        <w:t>items</w:t>
-      </w:r>
-      <w:proofErr w:type="spellEnd"/>
-    </w:p>
-    <w:p>
-      <w:pPr>
-        <w:rPr>
-          <w:lang w:val="es-CO"/>
-        </w:rPr>
-      </w:pPr>
-    </w:p>
-    <w:p>
-      <w:pPr>
-        <w:rPr>
-          <w:lang w:val="es-CO"/>
-        </w:rPr>
-      </w:pPr>
-      <w:r>
-        <w:rPr>
-          <w:lang w:val="es-CO"/>
-        </w:rPr>
-        <w:t>4. Para i desde n hasta 1:</w:t>
-      </w:r>
-    </w:p>
-    <w:p>
-      <w:pPr>
-        <w:rPr>
-          <w:lang w:val="es-CO"/>
-        </w:rPr>
-      </w:pPr>
-    </w:p>
-    <w:p>
-      <w:pPr>
-        <w:rPr>
-          <w:lang w:val="en-US"/>
-        </w:rPr>
-      </w:pPr>
-      <w:r>
-        <w:rPr>
-          <w:lang w:val="es-CO"/>
-        </w:rPr>
-        <w:t xml:space="preserve">      </w:t>
-      </w:r>
-      <w:r>
-        <w:rPr>
-          <w:lang w:val="en-US"/>
-        </w:rPr>
-        <w:t xml:space="preserve">item &lt;- </w:t>
-      </w:r>
-      <w:proofErr w:type="gramStart"/>
-      <w:r>
-        <w:rPr>
-          <w:lang w:val="en-US"/>
-        </w:rPr>
-        <w:t>items[</w:t>
-      </w:r>
-      <w:proofErr w:type="spellStart"/>
-      <w:proofErr w:type="gramEnd"/>
-      <w:r>
-        <w:rPr>
-          <w:lang w:val="en-US"/>
-        </w:rPr>
-        <w:t>i</w:t>
-      </w:r>
-      <w:proofErr w:type="spellEnd"/>
-      <w:r>
-        <w:rPr>
-          <w:lang w:val="en-US"/>
-        </w:rPr>
-        <w:t xml:space="preserve"> - 1]</w:t>
-      </w:r>
-    </w:p>
-    <w:p>
-      <w:pPr>
-        <w:rPr>
-          <w:lang w:val="en-US"/>
-        </w:rPr>
-      </w:pPr>
-    </w:p>
-    <w:p>
-      <w:pPr>
-        <w:rPr>
-          <w:lang w:val="en-US"/>
-        </w:rPr>
-      </w:pPr>
-      <w:r>
-        <w:rPr>
-          <w:lang w:val="en-US"/>
-        </w:rPr>
-        <w:t xml:space="preserve">      </w:t>
-      </w:r>
-      <w:proofErr w:type="spellStart"/>
-      <w:r>
-        <w:rPr>
-          <w:lang w:val="en-US"/>
-        </w:rPr>
-        <w:t>si</w:t>
-      </w:r>
-      <w:proofErr w:type="spellEnd"/>
-      <w:r>
-        <w:rPr>
-          <w:lang w:val="en-US"/>
-        </w:rPr>
-        <w:t xml:space="preserve"> </w:t>
-      </w:r>
-      <w:proofErr w:type="spellStart"/>
-      <w:proofErr w:type="gramStart"/>
-      <w:r>
-        <w:rPr>
-          <w:lang w:val="en-US"/>
-        </w:rPr>
-        <w:t>item.peso</w:t>
-      </w:r>
-      <w:proofErr w:type="spellEnd"/>
-      <w:proofErr w:type="gramEnd"/>
-      <w:r>
-        <w:rPr>
-          <w:lang w:val="en-US"/>
-        </w:rPr>
-        <w:t xml:space="preserve"> &lt;= w</w:t>
-      </w:r>
-    </w:p>
-    <w:p>
-      <w:pPr>
-        <w:rPr>
-          <w:lang w:val="en-US"/>
-        </w:rPr>
-      </w:pPr>
-      <w:r>
-        <w:rPr>
-          <w:lang w:val="en-US"/>
-        </w:rPr>
-        <w:t xml:space="preserve">         y </w:t>
-      </w:r>
-      <w:proofErr w:type="spellStart"/>
-      <w:r>
-        <w:rPr>
-          <w:lang w:val="en-US"/>
-        </w:rPr>
-        <w:t>dp</w:t>
-      </w:r>
-      <w:proofErr w:type="spellEnd"/>
-      <w:r>
-        <w:rPr>
-          <w:lang w:val="en-US"/>
-        </w:rPr>
-        <w:t>[</w:t>
-      </w:r>
-      <w:proofErr w:type="spellStart"/>
-      <w:r>
-        <w:rPr>
-          <w:lang w:val="en-US"/>
-        </w:rPr>
-        <w:t>i</w:t>
-      </w:r>
-      <w:proofErr w:type="spellEnd"/>
-      <w:r>
-        <w:rPr>
-          <w:lang w:val="en-US"/>
-        </w:rPr>
-        <w:t>][w</w:t>
-      </w:r>
-      <w:proofErr w:type="gramStart"/>
-      <w:r>
-        <w:rPr>
-          <w:lang w:val="en-US"/>
-        </w:rPr>
-        <w:t>] !</w:t>
-      </w:r>
-      <w:proofErr w:type="gramEnd"/>
-      <w:r>
-        <w:rPr>
-          <w:lang w:val="en-US"/>
-        </w:rPr>
-        <w:t xml:space="preserve">= </w:t>
-      </w:r>
-      <w:proofErr w:type="spellStart"/>
-      <w:proofErr w:type="gramStart"/>
-      <w:r>
-        <w:rPr>
-          <w:lang w:val="en-US"/>
-        </w:rPr>
-        <w:t>dp</w:t>
-      </w:r>
-      <w:proofErr w:type="spellEnd"/>
-      <w:r>
-        <w:rPr>
-          <w:lang w:val="en-US"/>
-        </w:rPr>
-        <w:t>[</w:t>
-      </w:r>
-      <w:proofErr w:type="spellStart"/>
-      <w:proofErr w:type="gramEnd"/>
-      <w:r>
-        <w:rPr>
-          <w:lang w:val="en-US"/>
-        </w:rPr>
-        <w:t>i</w:t>
-      </w:r>
-      <w:proofErr w:type="spellEnd"/>
-      <w:r>
-        <w:rPr>
-          <w:lang w:val="en-US"/>
-        </w:rPr>
-        <w:t xml:space="preserve"> - </w:t>
-      </w:r>
-      <w:proofErr w:type="gramStart"/>
-      <w:r>
-        <w:rPr>
-          <w:lang w:val="en-US"/>
-        </w:rPr>
-        <w:t>1][</w:t>
-      </w:r>
-      <w:proofErr w:type="gramEnd"/>
-      <w:r>
-        <w:rPr>
-          <w:lang w:val="en-US"/>
-        </w:rPr>
-        <w:t>w]</w:t>
-      </w:r>
-    </w:p>
-    <w:p>
-      <w:pPr>
-        <w:rPr>
-          <w:lang w:val="en-US"/>
-        </w:rPr>
-      </w:pPr>
-      <w:r>
-        <w:rPr>
-          <w:lang w:val="en-US"/>
-        </w:rPr>
-        <w:t xml:space="preserve">         y </w:t>
-      </w:r>
-      <w:proofErr w:type="spellStart"/>
-      <w:r>
-        <w:rPr>
-          <w:lang w:val="en-US"/>
-        </w:rPr>
-        <w:t>dp</w:t>
-      </w:r>
-      <w:proofErr w:type="spellEnd"/>
-      <w:r>
-        <w:rPr>
-          <w:lang w:val="en-US"/>
-        </w:rPr>
-        <w:t>[</w:t>
-      </w:r>
-      <w:proofErr w:type="spellStart"/>
-      <w:r>
-        <w:rPr>
-          <w:lang w:val="en-US"/>
-        </w:rPr>
-        <w:t>i</w:t>
-      </w:r>
-      <w:proofErr w:type="spellEnd"/>
-      <w:r>
-        <w:rPr>
-          <w:lang w:val="en-US"/>
-        </w:rPr>
-        <w:t xml:space="preserve">][w] == </w:t>
-      </w:r>
-      <w:proofErr w:type="spellStart"/>
-      <w:proofErr w:type="gramStart"/>
-      <w:r>
-        <w:rPr>
-          <w:lang w:val="en-US"/>
-        </w:rPr>
-        <w:t>dp</w:t>
-      </w:r>
-      <w:proofErr w:type="spellEnd"/>
-      <w:r>
-        <w:rPr>
-          <w:lang w:val="en-US"/>
-        </w:rPr>
-        <w:t>[</w:t>
-      </w:r>
-      <w:proofErr w:type="spellStart"/>
-      <w:proofErr w:type="gramEnd"/>
-      <w:r>
-        <w:rPr>
-          <w:lang w:val="en-US"/>
-        </w:rPr>
-        <w:t>i</w:t>
-      </w:r>
-      <w:proofErr w:type="spellEnd"/>
-      <w:r>
-        <w:rPr>
-          <w:lang w:val="en-US"/>
-        </w:rPr>
-        <w:t xml:space="preserve"> - </w:t>
-      </w:r>
-      <w:proofErr w:type="gramStart"/>
-      <w:r>
-        <w:rPr>
-          <w:lang w:val="en-US"/>
-        </w:rPr>
-        <w:t>1][</w:t>
-      </w:r>
-      <w:proofErr w:type="gramEnd"/>
-      <w:r>
-        <w:rPr>
-          <w:lang w:val="en-US"/>
-        </w:rPr>
-        <w:t xml:space="preserve">w - </w:t>
-      </w:r>
-      <w:proofErr w:type="spellStart"/>
-      <w:proofErr w:type="gramStart"/>
-      <w:r>
-        <w:rPr>
-          <w:lang w:val="en-US"/>
-        </w:rPr>
-        <w:t>item.peso</w:t>
-      </w:r>
-      <w:proofErr w:type="spellEnd"/>
-      <w:proofErr w:type="gramEnd"/>
-      <w:r>
-        <w:rPr>
-          <w:lang w:val="en-US"/>
-        </w:rPr>
-        <w:t xml:space="preserve">] + </w:t>
-      </w:r>
-      <w:proofErr w:type="spellStart"/>
-      <w:proofErr w:type="gramStart"/>
-      <w:r>
-        <w:rPr>
-          <w:lang w:val="en-US"/>
-        </w:rPr>
-        <w:t>item.valor</w:t>
-      </w:r>
-      <w:proofErr w:type="spellEnd"/>
-      <w:proofErr w:type="gramEnd"/>
-    </w:p>
-    <w:p>
-      <w:pPr>
-        <w:rPr>
-          <w:lang w:val="es-CO"/>
-        </w:rPr>
-      </w:pPr>
-      <w:r>
-        <w:rPr>
-          <w:lang w:val="en-US"/>
-        </w:rPr>
-        <w:t xml:space="preserve">      </w:t>
-      </w:r>
-      <w:r>
-        <w:rPr>
-          <w:lang w:val="es-CO"/>
-        </w:rPr>
-        <w:t>entonces</w:t>
-      </w:r>
-    </w:p>
-    <w:p>
-      <w:pPr>
-        <w:rPr>
-          <w:lang w:val="es-CO"/>
-        </w:rPr>
-      </w:pPr>
-    </w:p>
-    <w:p>
-      <w:pPr>
-        <w:rPr>
-          <w:lang w:val="es-CO"/>
-        </w:rPr>
-      </w:pPr>
-      <w:r>
-        <w:rPr>
-          <w:lang w:val="es-CO"/>
-        </w:rPr>
-        <w:t xml:space="preserve">          agregar </w:t>
-      </w:r>
-      <w:proofErr w:type="spellStart"/>
-      <w:r>
-        <w:rPr>
-          <w:lang w:val="es-CO"/>
-        </w:rPr>
-        <w:t>item</w:t>
-      </w:r>
-      <w:proofErr w:type="spellEnd"/>
-      <w:r>
-        <w:rPr>
-          <w:lang w:val="es-CO"/>
-        </w:rPr>
-        <w:t xml:space="preserve"> a seleccionadas</w:t>
-      </w:r>
-    </w:p>
-    <w:p>
-      <w:pPr>
-        <w:rPr>
-          <w:lang w:val="es-CO"/>
-        </w:rPr>
-      </w:pPr>
-      <w:r>
-        <w:rPr>
-          <w:lang w:val="es-CO"/>
-        </w:rPr>
-        <w:t xml:space="preserve">          w &lt;- w - </w:t>
-      </w:r>
-      <w:proofErr w:type="spellStart"/>
-      <w:proofErr w:type="gramStart"/>
-      <w:r>
-        <w:rPr>
-          <w:lang w:val="es-CO"/>
-        </w:rPr>
-        <w:t>item.peso</w:t>
-      </w:r>
-      <w:proofErr w:type="spellEnd"/>
-      <w:proofErr w:type="gramEnd"/>
-    </w:p>
-    <w:p>
-      <w:pPr>
-        <w:rPr>
-          <w:lang w:val="es-CO"/>
-        </w:rPr>
-      </w:pPr>
-      <w:r>
-        <w:rPr>
-          <w:lang w:val="es-CO"/>
-        </w:rPr>
-        <w:t>5. Invertir seleccionadas</w:t>
-      </w:r>
-    </w:p>
-    <w:p>
-      <w:pPr>
-        <w:rPr>
-          <w:lang w:val="es-CO"/>
-        </w:rPr>
-      </w:pPr>
-      <w:r>
-        <w:rPr>
-          <w:lang w:val="es-CO"/>
-        </w:rPr>
-        <w:t>6. Retornar seleccionadas</w:t>
-      </w:r>
-    </w:p>
-    <w:p>
-      <w:pPr>
-        <w:rPr>
-          <w:lang w:val="es-CO"/>
-        </w:rPr>
-      </w:pPr>
-    </w:p>
-    <w:p>
-      <w:pPr>
-        <w:pStyle w:val="Ttulo1"/>
-        <w:rPr>
-          <w:color w:val="000000" w:themeColor="text1"/>
-        </w:rPr>
-      </w:pPr>
-      <w:r>
-        <w:rPr>
-          <w:color w:val="000000" w:themeColor="text1"/>
-        </w:rPr>
-        <w:t>6. Integración del pipeline</w:t>
-      </w:r>
-    </w:p>
-    <w:p>
-      <w:r>
-        <w:t>Diagrama de flujo del programa completo; cómo la salida del Módulo A alimenta al Módulo C.</w:t>
-      </w:r>
-    </w:p>
-    <w:p>
-      <w:r>
-        <w:br w:type="page"/>
-      </w:r>
-    </w:p>
-    <w:p>
-      <w:pPr>
-        <w:pStyle w:val="Ttulo1"/>
-        <w:rPr>
-          <w:color w:val="000000" w:themeColor="text1"/>
-        </w:rPr>
-      </w:pPr>
-      <w:r>
-        <w:rPr>
-          <w:color w:val="000000" w:themeColor="text1"/>
-        </w:rPr>
-        <w:lastRenderedPageBreak/>
-        <w:t>7. Conclusiones</w:t>
-      </w:r>
-    </w:p>
-    <w:p>
-      <w:r>
-        <w:t>Comparación de los tres paradigmas en términos de garantías de optimalidad y complejidad; reflexión sobre el comportamiento en datos reales frente a instancias sintéticas.</w:t>
-      </w:r>
-    </w:p>
-    <w:p>
-      <w:r>
-        <w:br w:type="page"/>
-      </w:r>
-    </w:p>
-    <w:p>
-      <w:pPr>
-        <w:pStyle w:val="Ttulo1"/>
-        <w:rPr>
-          <w:color w:val="000000" w:themeColor="text1"/>
-        </w:rPr>
-      </w:pPr>
-      <w:r>
-        <w:rPr>
-          <w:color w:val="000000" w:themeColor="text1"/>
-        </w:rPr>
-        <w:lastRenderedPageBreak/>
-        <w:t>8. Herramientas utilizadas</w:t>
-      </w:r>
-    </w:p>
-    <w:p>
-      <w:r>
-        <w:t>Citación explícita de cualquier herramienta de IA generativa usada (ver Sección 7).</w:t>
-      </w:r>
-    </w:p>
-    <w:p>
-      <w:r>
-        <w:t xml:space="preserve">Se utilizó </w:t>
-      </w:r>
-      <w:proofErr w:type="spellStart"/>
-      <w:r>
-        <w:t>ChatGPT</w:t>
-      </w:r>
-      <w:proofErr w:type="spellEnd"/>
-      <w:r>
-        <w:t xml:space="preserve"> Modulo 5.5 versión Pro, </w:t>
-      </w:r>
-      <w:proofErr w:type="spellStart"/>
-      <w:r>
-        <w:t>Copilot</w:t>
-      </w:r>
-      <w:proofErr w:type="spellEnd"/>
-      <w:r>
-        <w:t xml:space="preserve"> </w:t>
-      </w:r>
-      <w:r>
-        <w:t xml:space="preserve">plan gratuito, </w:t>
-      </w:r>
-      <w:r>
-        <w:t xml:space="preserve">como herramienta de apoyo para aclarar conceptos sobre Programación Dinámica, formulación de la recurrencia de Mochila 0-1, </w:t>
-      </w:r>
-      <w:r>
-        <w:t>corrección</w:t>
-      </w:r>
-      <w:r>
-        <w:t xml:space="preserve"> de </w:t>
-      </w:r>
-      <w:proofErr w:type="spellStart"/>
-      <w:r>
-        <w:t>pseudopolinomialidad</w:t>
-      </w:r>
-      <w:proofErr w:type="spellEnd"/>
-      <w:r>
-        <w:t xml:space="preserve"> y comprensión del fallo del enfoque codicioso. El código final fue comprendido, adaptado y validado manualmente por </w:t>
-      </w:r>
-      <w:r>
-        <w:t xml:space="preserve">nuestro </w:t>
-      </w:r>
-      <w:r>
-        <w:t>equipo</w:t>
-      </w:r>
-      <w:r>
-        <w:t xml:space="preserve"> de trabajo</w:t>
-      </w:r>
-      <w:r>
-        <w:t>.</w:t>
-      </w:r>
-    </w:p>
-    <w:p/>
-    <w:p/>
-    <w:p/>
-    <w:p>
-      <w:pPr>
-        <w:pStyle w:val="Ttulo1"/>
-        <w:rPr>
-          <w:color w:val="000000" w:themeColor="text1"/>
-        </w:rPr>
-      </w:pPr>
-      <w:r>
-        <w:rPr>
-          <w:color w:val="000000" w:themeColor="text1"/>
-        </w:rPr>
-        <w:t>9. Referencias</w:t>
-      </w:r>
-    </w:p>
-    <w:p>
-      <w:proofErr w:type="spellStart"/>
-      <w:r>
-        <w:t>Dataset</w:t>
-      </w:r>
-      <w:proofErr w:type="spellEnd"/>
-      <w:r>
-        <w:t xml:space="preserve"> de </w:t>
-      </w:r>
-      <w:proofErr w:type="spellStart"/>
-      <w:r>
-        <w:t>Kaggle</w:t>
-      </w:r>
-      <w:proofErr w:type="spellEnd"/>
-      <w:r>
-        <w:t>, material del curso, bibliografía consultada.</w:t>
-      </w:r>
-    </w:p>
-    <w:p/>
-    <w:p>
-      <w:hyperlink r:id="rId5" w:history="1">
+    <w:p>
+      <w:hyperlink r:id="rId7" w:history="1">
         <w:r>
           <w:rPr>
             <w:rStyle w:val="Hipervnculo"/>
@@ -3258,7 +5503,7 @@
       </w:hyperlink>
     </w:p>
     <w:p>
-      <w:hyperlink r:id="rId6" w:history="1">
+      <w:hyperlink r:id="rId8" w:history="1">
         <w:r>
           <w:rPr>
             <w:rStyle w:val="Hipervnculo"/>
@@ -3268,7 +5513,7 @@
       </w:hyperlink>
     </w:p>
     <w:p>
-      <w:hyperlink r:id="rId7" w:history="1">
+      <w:hyperlink r:id="rId9" w:history="1">
         <w:r>
           <w:rPr>
             <w:rStyle w:val="Hipervnculo"/>
@@ -3278,7 +5523,7 @@
       </w:hyperlink>
     </w:p>
     <w:p>
-      <w:hyperlink r:id="rId8" w:history="1">
+      <w:hyperlink r:id="rId10" w:history="1">
         <w:r>
           <w:rPr>
             <w:rStyle w:val="Hipervnculo"/>
@@ -4022,6 +6267,7 @@
   <w:style w:type="character" w:default="1" w:styleId="Fuentedeprrafopredeter">
     <w:name w:val="Default Paragraph Font"/>
     <w:uiPriority w:val="1"/>
+    <w:semiHidden/>
     <w:unhideWhenUsed/>
   </w:style>
   <w:style w:type="table" w:default="1" w:styleId="Tablanormal">
